--- a/RAJAMANI.docx
+++ b/RAJAMANI.docx
@@ -1,10 +1,8 @@
 
 <file path=word/document.xml><?xml version="1.0" encoding="utf-8"?>
-<w:document xmlns:wpc="http://schemas.microsoft.com/office/word/2010/wordprocessingCanvas" xmlns:mc="http://schemas.openxmlformats.org/markup-compatibility/2006" xmlns:o="urn:schemas-microsoft-com:office:office" xmlns:r="http://schemas.openxmlformats.org/officeDocument/2006/relationships" xmlns:m="http://schemas.openxmlformats.org/officeDocument/2006/math" xmlns:v="urn:schemas-microsoft-com:vml" xmlns:wp14="http://schemas.microsoft.com/office/word/2010/wordprocessingDrawing" xmlns:wp="http://schemas.openxmlformats.org/drawingml/2006/wordprocessingDrawing" xmlns:w10="urn:schemas-microsoft-com:office:word" xmlns:w="http://schemas.openxmlformats.org/wordprocessingml/2006/main" xmlns:w14="http://schemas.microsoft.com/office/word/2010/wordml" xmlns:wpg="http://schemas.microsoft.com/office/word/2010/wordprocessingGroup" xmlns:wpi="http://schemas.microsoft.com/office/word/2010/wordprocessingInk" xmlns:wne="http://schemas.microsoft.com/office/word/2006/wordml" xmlns:wps="http://schemas.microsoft.com/office/word/2010/wordprocessingShape" mc:Ignorable="w14 wp14">
+<w:document xmlns:wpc="http://schemas.microsoft.com/office/word/2010/wordprocessingCanvas" xmlns:cx="http://schemas.microsoft.com/office/drawing/2014/chartex" xmlns:cx1="http://schemas.microsoft.com/office/drawing/2015/9/8/chartex" xmlns:cx2="http://schemas.microsoft.com/office/drawing/2015/10/21/chartex" xmlns:cx3="http://schemas.microsoft.com/office/drawing/2016/5/9/chartex" xmlns:cx4="http://schemas.microsoft.com/office/drawing/2016/5/10/chartex" xmlns:cx5="http://schemas.microsoft.com/office/drawing/2016/5/11/chartex" xmlns:cx6="http://schemas.microsoft.com/office/drawing/2016/5/12/chartex" xmlns:cx7="http://schemas.microsoft.com/office/drawing/2016/5/13/chartex" xmlns:cx8="http://schemas.microsoft.com/office/drawing/2016/5/14/chartex" xmlns:mc="http://schemas.openxmlformats.org/markup-compatibility/2006" xmlns:aink="http://schemas.microsoft.com/office/drawing/2016/ink" xmlns:am3d="http://schemas.microsoft.com/office/drawing/2017/model3d" xmlns:o="urn:schemas-microsoft-com:office:office" xmlns:oel="http://schemas.microsoft.com/office/2019/extlst" xmlns:r="http://schemas.openxmlformats.org/officeDocument/2006/relationships" xmlns:m="http://schemas.openxmlformats.org/officeDocument/2006/math" xmlns:v="urn:schemas-microsoft-com:vml" xmlns:wp14="http://schemas.microsoft.com/office/word/2010/wordprocessingDrawing" xmlns:wp="http://schemas.openxmlformats.org/drawingml/2006/wordprocessingDrawing" xmlns:w10="urn:schemas-microsoft-com:office:word" xmlns:w="http://schemas.openxmlformats.org/wordprocessingml/2006/main" xmlns:w14="http://schemas.microsoft.com/office/word/2010/wordml" xmlns:w15="http://schemas.microsoft.com/office/word/2012/wordml" xmlns:w16cex="http://schemas.microsoft.com/office/word/2018/wordml/cex" xmlns:w16cid="http://schemas.microsoft.com/office/word/2016/wordml/cid" xmlns:w16="http://schemas.microsoft.com/office/word/2018/wordml" xmlns:w16du="http://schemas.microsoft.com/office/word/2023/wordml/word16du" xmlns:w16sdtdh="http://schemas.microsoft.com/office/word/2020/wordml/sdtdatahash" xmlns:w16se="http://schemas.microsoft.com/office/word/2015/wordml/symex" xmlns:wpg="http://schemas.microsoft.com/office/word/2010/wordprocessingGroup" xmlns:wpi="http://schemas.microsoft.com/office/word/2010/wordprocessingInk" xmlns:wne="http://schemas.microsoft.com/office/word/2006/wordml" xmlns:wps="http://schemas.microsoft.com/office/word/2010/wordprocessingShape" mc:Ignorable="w14 w15 w16se w16cid w16 w16cex w16sdtdh w16du wp14">
   <w:body>
     <w:p>
-      <w:bookmarkStart w:id="0" w:name="_GoBack"/>
-      <w:bookmarkEnd w:id="0"/>
       <w:r>
         <w:t xml:space="preserve">Topic: </w:t>
       </w:r>
@@ -56,6 +54,9 @@
       <w:r>
         <w:t>RAJAMANI.C</w:t>
       </w:r>
+      <w:r>
+        <w:t xml:space="preserve"> - DEVELOPER</w:t>
+      </w:r>
     </w:p>
     <w:p>
       <w:r>
@@ -99,6 +100,9 @@
       <w:r>
         <w:t>NANDHINI.S</w:t>
       </w:r>
+      <w:r>
+        <w:t xml:space="preserve"> - CODING</w:t>
+      </w:r>
     </w:p>
     <w:p>
       <w:r>
@@ -150,6 +154,9 @@
       <w:r>
         <w:t>NANTHINI.M</w:t>
       </w:r>
+      <w:r>
+        <w:t xml:space="preserve"> – DEMO VIDEO</w:t>
+      </w:r>
     </w:p>
     <w:p>
       <w:r>
@@ -181,6 +188,9 @@
       </w:r>
       <w:r>
         <w:t>POOJA.R</w:t>
+      </w:r>
+      <w:r>
+        <w:t xml:space="preserve"> – DOCUMENT CREATION</w:t>
       </w:r>
     </w:p>
     <w:p>
@@ -1629,15 +1639,7 @@
       </w:r>
       <w:proofErr w:type="spellEnd"/>
       <w:r>
-        <w:t>/</w:t>
-      </w:r>
-      <w:proofErr w:type="spellStart"/>
-      <w:r>
-        <w:t>auth</w:t>
-      </w:r>
-      <w:proofErr w:type="spellEnd"/>
-      <w:r>
-        <w:t>/register</w:t>
+        <w:t>/auth/register</w:t>
       </w:r>
     </w:p>
     <w:p/>
@@ -1724,15 +1726,7 @@
       </w:r>
       <w:proofErr w:type="spellEnd"/>
       <w:r>
-        <w:t>/</w:t>
-      </w:r>
-      <w:proofErr w:type="spellStart"/>
-      <w:r>
-        <w:t>auth</w:t>
-      </w:r>
-      <w:proofErr w:type="spellEnd"/>
-      <w:r>
-        <w:t>/login</w:t>
+        <w:t>/auth/login</w:t>
       </w:r>
     </w:p>
     <w:p/>
@@ -2049,15 +2043,7 @@
       </w:r>
       <w:proofErr w:type="spellEnd"/>
       <w:r>
-        <w:t>/</w:t>
-      </w:r>
-      <w:proofErr w:type="spellStart"/>
-      <w:r>
-        <w:t>auth</w:t>
-      </w:r>
-      <w:proofErr w:type="spellEnd"/>
-      <w:r>
-        <w:t>/logout</w:t>
+        <w:t>/auth/logout</w:t>
       </w:r>
     </w:p>
     <w:p/>
@@ -2613,15 +2599,7 @@
       </w:r>
       <w:proofErr w:type="spellEnd"/>
       <w:r>
-        <w:t xml:space="preserve"> with your </w:t>
-      </w:r>
-      <w:proofErr w:type="spellStart"/>
-      <w:r>
-        <w:t>MongoDB</w:t>
-      </w:r>
-      <w:proofErr w:type="spellEnd"/>
-      <w:r>
-        <w:t>/MySQL connection string.</w:t>
+        <w:t xml:space="preserve"> with your MongoDB/MySQL connection string.</w:t>
       </w:r>
     </w:p>
     <w:p>
@@ -2708,13 +2686,8 @@
       </w:r>
       <w:proofErr w:type="spellEnd"/>
       <w:r>
-        <w:t xml:space="preserve"> run </w:t>
-      </w:r>
-      <w:proofErr w:type="spellStart"/>
-      <w:r>
-        <w:t>dev</w:t>
-      </w:r>
-      <w:proofErr w:type="spellEnd"/>
+        <w:t xml:space="preserve"> run dev</w:t>
+      </w:r>
     </w:p>
     <w:p/>
     <w:p/>
@@ -3172,238 +3145,222 @@
     </w:p>
     <w:p>
       <w:proofErr w:type="spellStart"/>
+      <w:r>
+        <w:t>const</w:t>
+      </w:r>
+      <w:proofErr w:type="spellEnd"/>
+      <w:r>
+        <w:t xml:space="preserve"> connection = </w:t>
+      </w:r>
+      <w:proofErr w:type="spellStart"/>
       <w:proofErr w:type="gramStart"/>
       <w:r>
+        <w:t>mongoose.connect</w:t>
+      </w:r>
+      <w:proofErr w:type="spellEnd"/>
+      <w:proofErr w:type="gramEnd"/>
+      <w:r>
+        <w:t>(</w:t>
+      </w:r>
+      <w:proofErr w:type="spellStart"/>
+      <w:r>
+        <w:t>process.env.MONGO_URI</w:t>
+      </w:r>
+      <w:proofErr w:type="spellEnd"/>
+      <w:r>
+        <w:t>);</w:t>
+      </w:r>
+    </w:p>
+    <w:p>
+      <w:proofErr w:type="spellStart"/>
+      <w:r>
+        <w:t>module.exports</w:t>
+      </w:r>
+      <w:proofErr w:type="spellEnd"/>
+      <w:r>
+        <w:t xml:space="preserve"> = {</w:t>
+      </w:r>
+    </w:p>
+    <w:p>
+      <w:r>
+        <w:t xml:space="preserve">  connection,</w:t>
+      </w:r>
+    </w:p>
+    <w:p>
+      <w:r>
+        <w:t>};</w:t>
+      </w:r>
+    </w:p>
+    <w:p>
+      <w:r>
+        <w:t>In index.js:</w:t>
+      </w:r>
+    </w:p>
+    <w:p>
+      <w:proofErr w:type="spellStart"/>
+      <w:r>
         <w:t>const</w:t>
       </w:r>
       <w:proofErr w:type="spellEnd"/>
+      <w:r>
+        <w:t xml:space="preserve"> </w:t>
+      </w:r>
+      <w:proofErr w:type="gramStart"/>
+      <w:r>
+        <w:t xml:space="preserve">{ </w:t>
+      </w:r>
+      <w:proofErr w:type="spellStart"/>
+      <w:r>
+        <w:t>connectionDB</w:t>
+      </w:r>
+      <w:proofErr w:type="spellEnd"/>
       <w:proofErr w:type="gramEnd"/>
       <w:r>
-        <w:t xml:space="preserve"> connection = </w:t>
-      </w:r>
-      <w:proofErr w:type="spellStart"/>
-      <w:r>
-        <w:t>mongoose.connect</w:t>
-      </w:r>
-      <w:proofErr w:type="spellEnd"/>
-      <w:r>
-        <w:t>(</w:t>
-      </w:r>
-      <w:proofErr w:type="spellStart"/>
-      <w:r>
-        <w:t>process.env.MONGO_URI</w:t>
-      </w:r>
-      <w:proofErr w:type="spellEnd"/>
-      <w:r>
-        <w:t>);</w:t>
-      </w:r>
-    </w:p>
-    <w:p>
-      <w:proofErr w:type="spellStart"/>
-      <w:r>
-        <w:t>module.exports</w:t>
-      </w:r>
-      <w:proofErr w:type="spellEnd"/>
-      <w:r>
-        <w:t xml:space="preserve"> = {</w:t>
-      </w:r>
-    </w:p>
-    <w:p>
-      <w:r>
-        <w:t xml:space="preserve">  connection,</w:t>
-      </w:r>
-    </w:p>
-    <w:p>
-      <w:r>
-        <w:t>};</w:t>
-      </w:r>
-    </w:p>
-    <w:p>
-      <w:r>
-        <w:t>In index.js:</w:t>
-      </w:r>
-    </w:p>
+        <w:t xml:space="preserve"> } = require("./Config/</w:t>
+      </w:r>
+      <w:proofErr w:type="spellStart"/>
+      <w:r>
+        <w:t>db</w:t>
+      </w:r>
+      <w:proofErr w:type="spellEnd"/>
+      <w:r>
+        <w:t>");</w:t>
+      </w:r>
+    </w:p>
+    <w:p/>
     <w:p>
       <w:proofErr w:type="spellStart"/>
       <w:proofErr w:type="gramStart"/>
       <w:r>
+        <w:t>app.listen</w:t>
+      </w:r>
+      <w:proofErr w:type="spellEnd"/>
+      <w:proofErr w:type="gramEnd"/>
+      <w:r>
+        <w:t>(5000, async () =&gt; {</w:t>
+      </w:r>
+    </w:p>
+    <w:p>
+      <w:r>
+        <w:t xml:space="preserve">  try {</w:t>
+      </w:r>
+    </w:p>
+    <w:p>
+      <w:r>
+        <w:t xml:space="preserve">    await </w:t>
+      </w:r>
+      <w:proofErr w:type="spellStart"/>
+      <w:r>
+        <w:t>connectionDB</w:t>
+      </w:r>
+      <w:proofErr w:type="spellEnd"/>
+      <w:r>
+        <w:t>;</w:t>
+      </w:r>
+    </w:p>
+    <w:p>
+      <w:r>
+        <w:t xml:space="preserve">    </w:t>
+      </w:r>
+      <w:proofErr w:type="gramStart"/>
+      <w:r>
+        <w:t>console.log(</w:t>
+      </w:r>
+      <w:proofErr w:type="gramEnd"/>
+      <w:r>
+        <w:t>"Connected to Database");</w:t>
+      </w:r>
+    </w:p>
+    <w:p>
+      <w:r>
+        <w:t xml:space="preserve">  } catch (err) {</w:t>
+      </w:r>
+    </w:p>
+    <w:p>
+      <w:r>
+        <w:t xml:space="preserve">    </w:t>
+      </w:r>
+      <w:proofErr w:type="gramStart"/>
+      <w:r>
+        <w:t>console.log(</w:t>
+      </w:r>
+      <w:proofErr w:type="gramEnd"/>
+      <w:r>
+        <w:t>"Database connection failed");</w:t>
+      </w:r>
+    </w:p>
+    <w:p>
+      <w:r>
+        <w:t xml:space="preserve">  }</w:t>
+      </w:r>
+    </w:p>
+    <w:p>
+      <w:r>
+        <w:t>});</w:t>
+      </w:r>
+    </w:p>
+    <w:p/>
+    <w:p>
+      <w:r>
+        <w:t>This ensures the server starts only after a successful database connection.</w:t>
+      </w:r>
+    </w:p>
+    <w:p>
+      <w:r>
+        <w:t>CREATE SCHEMA AND MODELS:</w:t>
+      </w:r>
+    </w:p>
+    <w:p>
+      <w:r>
+        <w:t>Schemas define the structure of documents inside MongoDB collections.</w:t>
+      </w:r>
+    </w:p>
+    <w:p>
+      <w:r>
+        <w:t xml:space="preserve"> User Schema</w:t>
+      </w:r>
+    </w:p>
+    <w:p>
+      <w:r>
+        <w:t>File: models/user.model.js</w:t>
+      </w:r>
+    </w:p>
+    <w:p/>
+    <w:p>
+      <w:proofErr w:type="spellStart"/>
+      <w:r>
         <w:t>const</w:t>
       </w:r>
       <w:proofErr w:type="spellEnd"/>
+      <w:r>
+        <w:t xml:space="preserve"> mongoose = require("mongoose");</w:t>
+      </w:r>
+    </w:p>
+    <w:p/>
+    <w:p>
+      <w:proofErr w:type="spellStart"/>
+      <w:r>
+        <w:t>const</w:t>
+      </w:r>
+      <w:proofErr w:type="spellEnd"/>
+      <w:r>
+        <w:t xml:space="preserve"> </w:t>
+      </w:r>
+      <w:proofErr w:type="spellStart"/>
+      <w:r>
+        <w:t>userSchema</w:t>
+      </w:r>
+      <w:proofErr w:type="spellEnd"/>
+      <w:r>
+        <w:t xml:space="preserve"> = new </w:t>
+      </w:r>
+      <w:proofErr w:type="spellStart"/>
+      <w:proofErr w:type="gramStart"/>
+      <w:r>
+        <w:t>mongoose.Schema</w:t>
+      </w:r>
+      <w:proofErr w:type="spellEnd"/>
       <w:proofErr w:type="gramEnd"/>
-      <w:r>
-        <w:t xml:space="preserve"> { </w:t>
-      </w:r>
-      <w:proofErr w:type="spellStart"/>
-      <w:r>
-        <w:t>connectionDB</w:t>
-      </w:r>
-      <w:proofErr w:type="spellEnd"/>
-      <w:r>
-        <w:t xml:space="preserve"> } = require("./</w:t>
-      </w:r>
-      <w:proofErr w:type="spellStart"/>
-      <w:r>
-        <w:t>Config</w:t>
-      </w:r>
-      <w:proofErr w:type="spellEnd"/>
-      <w:r>
-        <w:t>/</w:t>
-      </w:r>
-      <w:proofErr w:type="spellStart"/>
-      <w:r>
-        <w:t>db</w:t>
-      </w:r>
-      <w:proofErr w:type="spellEnd"/>
-      <w:r>
-        <w:t>");</w:t>
-      </w:r>
-    </w:p>
-    <w:p/>
-    <w:p>
-      <w:proofErr w:type="spellStart"/>
-      <w:proofErr w:type="gramStart"/>
-      <w:r>
-        <w:t>app.listen</w:t>
-      </w:r>
-      <w:proofErr w:type="spellEnd"/>
-      <w:r>
-        <w:t>(</w:t>
-      </w:r>
-      <w:proofErr w:type="gramEnd"/>
-      <w:r>
-        <w:t xml:space="preserve">5000, </w:t>
-      </w:r>
-      <w:proofErr w:type="spellStart"/>
-      <w:r>
-        <w:t>async</w:t>
-      </w:r>
-      <w:proofErr w:type="spellEnd"/>
-      <w:r>
-        <w:t xml:space="preserve"> () =&gt; {</w:t>
-      </w:r>
-    </w:p>
-    <w:p>
-      <w:r>
-        <w:t xml:space="preserve">  try {</w:t>
-      </w:r>
-    </w:p>
-    <w:p>
-      <w:r>
-        <w:t xml:space="preserve">    await </w:t>
-      </w:r>
-      <w:proofErr w:type="spellStart"/>
-      <w:r>
-        <w:t>connectionDB</w:t>
-      </w:r>
-      <w:proofErr w:type="spellEnd"/>
-      <w:r>
-        <w:t>;</w:t>
-      </w:r>
-    </w:p>
-    <w:p>
-      <w:r>
-        <w:t xml:space="preserve">    </w:t>
-      </w:r>
-      <w:proofErr w:type="gramStart"/>
-      <w:r>
-        <w:t>console.log(</w:t>
-      </w:r>
-      <w:proofErr w:type="gramEnd"/>
-      <w:r>
-        <w:t>"Connected to Database");</w:t>
-      </w:r>
-    </w:p>
-    <w:p>
-      <w:r>
-        <w:t xml:space="preserve">  } catch (err) {</w:t>
-      </w:r>
-    </w:p>
-    <w:p>
-      <w:r>
-        <w:t xml:space="preserve">    </w:t>
-      </w:r>
-      <w:proofErr w:type="gramStart"/>
-      <w:r>
-        <w:t>console.log(</w:t>
-      </w:r>
-      <w:proofErr w:type="gramEnd"/>
-      <w:r>
-        <w:t>"Database connection failed");</w:t>
-      </w:r>
-    </w:p>
-    <w:p>
-      <w:r>
-        <w:t xml:space="preserve">  }</w:t>
-      </w:r>
-    </w:p>
-    <w:p>
-      <w:r>
-        <w:t>});</w:t>
-      </w:r>
-    </w:p>
-    <w:p/>
-    <w:p>
-      <w:r>
-        <w:t>This ensures the server starts only after a successful database connection.</w:t>
-      </w:r>
-    </w:p>
-    <w:p>
-      <w:r>
-        <w:t>CREATE SCHEMA AND MODELS:</w:t>
-      </w:r>
-    </w:p>
-    <w:p>
-      <w:r>
-        <w:t>Schemas define the structure of documents inside MongoDB collections.</w:t>
-      </w:r>
-    </w:p>
-    <w:p>
-      <w:r>
-        <w:t xml:space="preserve"> User Schema</w:t>
-      </w:r>
-    </w:p>
-    <w:p>
-      <w:r>
-        <w:t>File: models/user.model.js</w:t>
-      </w:r>
-    </w:p>
-    <w:p/>
-    <w:p>
-      <w:proofErr w:type="spellStart"/>
-      <w:r>
-        <w:t>const</w:t>
-      </w:r>
-      <w:proofErr w:type="spellEnd"/>
-      <w:r>
-        <w:t xml:space="preserve"> mongoose = require("mongoose");</w:t>
-      </w:r>
-    </w:p>
-    <w:p/>
-    <w:p>
-      <w:proofErr w:type="spellStart"/>
-      <w:proofErr w:type="gramStart"/>
-      <w:r>
-        <w:t>const</w:t>
-      </w:r>
-      <w:proofErr w:type="spellEnd"/>
-      <w:proofErr w:type="gramEnd"/>
-      <w:r>
-        <w:t xml:space="preserve"> </w:t>
-      </w:r>
-      <w:proofErr w:type="spellStart"/>
-      <w:r>
-        <w:t>userSchema</w:t>
-      </w:r>
-      <w:proofErr w:type="spellEnd"/>
-      <w:r>
-        <w:t xml:space="preserve"> = new </w:t>
-      </w:r>
-      <w:proofErr w:type="spellStart"/>
-      <w:r>
-        <w:t>mongoose.Schema</w:t>
-      </w:r>
-      <w:proofErr w:type="spellEnd"/>
       <w:r>
         <w:t>(</w:t>
       </w:r>
@@ -3416,41 +3373,41 @@
     </w:p>
     <w:p>
       <w:r>
-        <w:t xml:space="preserve">    </w:t>
+        <w:t xml:space="preserve">    name: </w:t>
       </w:r>
       <w:proofErr w:type="gramStart"/>
       <w:r>
-        <w:t>name</w:t>
+        <w:t>{ type</w:t>
       </w:r>
       <w:proofErr w:type="gramEnd"/>
       <w:r>
-        <w:t>: { type: String, required: true },</w:t>
-      </w:r>
-    </w:p>
-    <w:p>
-      <w:r>
-        <w:t xml:space="preserve">    </w:t>
+        <w:t>: String, required: true },</w:t>
+      </w:r>
+    </w:p>
+    <w:p>
+      <w:r>
+        <w:t xml:space="preserve">    email: </w:t>
       </w:r>
       <w:proofErr w:type="gramStart"/>
       <w:r>
-        <w:t>email</w:t>
+        <w:t>{ type</w:t>
       </w:r>
       <w:proofErr w:type="gramEnd"/>
       <w:r>
-        <w:t>: { type: String, required: true },</w:t>
-      </w:r>
-    </w:p>
-    <w:p>
-      <w:r>
-        <w:t xml:space="preserve">    </w:t>
+        <w:t>: String, required: true },</w:t>
+      </w:r>
+    </w:p>
+    <w:p>
+      <w:r>
+        <w:t xml:space="preserve">    password: </w:t>
       </w:r>
       <w:proofErr w:type="gramStart"/>
       <w:r>
-        <w:t>password</w:t>
+        <w:t>{ type</w:t>
       </w:r>
       <w:proofErr w:type="gramEnd"/>
       <w:r>
-        <w:t>: { type: String, required: true },</w:t>
+        <w:t>: String, required: true },</w:t>
       </w:r>
     </w:p>
     <w:p>
@@ -3484,34 +3441,223 @@
     <w:p/>
     <w:p>
       <w:proofErr w:type="spellStart"/>
+      <w:r>
+        <w:t>const</w:t>
+      </w:r>
+      <w:proofErr w:type="spellEnd"/>
+      <w:r>
+        <w:t xml:space="preserve"> </w:t>
+      </w:r>
+      <w:proofErr w:type="spellStart"/>
+      <w:r>
+        <w:t>UserModel</w:t>
+      </w:r>
+      <w:proofErr w:type="spellEnd"/>
+      <w:r>
+        <w:t xml:space="preserve"> = </w:t>
+      </w:r>
+      <w:proofErr w:type="spellStart"/>
       <w:proofErr w:type="gramStart"/>
       <w:r>
+        <w:t>mongoose.model</w:t>
+      </w:r>
+      <w:proofErr w:type="spellEnd"/>
+      <w:proofErr w:type="gramEnd"/>
+      <w:r>
+        <w:t xml:space="preserve">("User", </w:t>
+      </w:r>
+      <w:proofErr w:type="spellStart"/>
+      <w:r>
+        <w:t>userSchema</w:t>
+      </w:r>
+      <w:proofErr w:type="spellEnd"/>
+      <w:r>
+        <w:t>);</w:t>
+      </w:r>
+    </w:p>
+    <w:p/>
+    <w:p>
+      <w:proofErr w:type="spellStart"/>
+      <w:r>
+        <w:t>module.exports</w:t>
+      </w:r>
+      <w:proofErr w:type="spellEnd"/>
+      <w:r>
+        <w:t xml:space="preserve"> = </w:t>
+      </w:r>
+      <w:proofErr w:type="spellStart"/>
+      <w:r>
+        <w:t>UserModel</w:t>
+      </w:r>
+      <w:proofErr w:type="spellEnd"/>
+      <w:r>
+        <w:t>;</w:t>
+      </w:r>
+    </w:p>
+    <w:p/>
+    <w:p/>
+    <w:p>
+      <w:r>
+        <w:t>Book Schema:</w:t>
+      </w:r>
+    </w:p>
+    <w:p>
+      <w:r>
+        <w:t>File: models/book.model.js</w:t>
+      </w:r>
+    </w:p>
+    <w:p>
+      <w:proofErr w:type="spellStart"/>
+      <w:r>
         <w:t>const</w:t>
       </w:r>
       <w:proofErr w:type="spellEnd"/>
+      <w:r>
+        <w:t xml:space="preserve"> mongoose = require("mongoose");</w:t>
+      </w:r>
+    </w:p>
+    <w:p/>
+    <w:p>
+      <w:proofErr w:type="spellStart"/>
+      <w:r>
+        <w:t>const</w:t>
+      </w:r>
+      <w:proofErr w:type="spellEnd"/>
+      <w:r>
+        <w:t xml:space="preserve"> </w:t>
+      </w:r>
+      <w:proofErr w:type="spellStart"/>
+      <w:r>
+        <w:t>bookSchema</w:t>
+      </w:r>
+      <w:proofErr w:type="spellEnd"/>
+      <w:r>
+        <w:t xml:space="preserve"> = new </w:t>
+      </w:r>
+      <w:proofErr w:type="spellStart"/>
+      <w:proofErr w:type="gramStart"/>
+      <w:r>
+        <w:t>mongoose.Schema</w:t>
+      </w:r>
+      <w:proofErr w:type="spellEnd"/>
       <w:proofErr w:type="gramEnd"/>
       <w:r>
+        <w:t>({</w:t>
+      </w:r>
+    </w:p>
+    <w:p>
+      <w:r>
+        <w:t xml:space="preserve">  url: </w:t>
+      </w:r>
+      <w:proofErr w:type="gramStart"/>
+      <w:r>
+        <w:t>{ type</w:t>
+      </w:r>
+      <w:proofErr w:type="gramEnd"/>
+      <w:r>
+        <w:t>: String, required: true },</w:t>
+      </w:r>
+    </w:p>
+    <w:p>
+      <w:r>
+        <w:t xml:space="preserve">  user: {</w:t>
+      </w:r>
+    </w:p>
+    <w:p>
+      <w:r>
+        <w:t xml:space="preserve">    type: </w:t>
+      </w:r>
+      <w:proofErr w:type="spellStart"/>
+      <w:proofErr w:type="gramStart"/>
+      <w:r>
+        <w:t>mongoose.Schema.Types</w:t>
+      </w:r>
+      <w:proofErr w:type="gramEnd"/>
+      <w:r>
+        <w:t>.ObjectId</w:t>
+      </w:r>
+      <w:proofErr w:type="spellEnd"/>
+      <w:r>
+        <w:t>,</w:t>
+      </w:r>
+    </w:p>
+    <w:p>
+      <w:r>
+        <w:t xml:space="preserve">    ref: "User",</w:t>
+      </w:r>
+    </w:p>
+    <w:p>
+      <w:r>
+        <w:t xml:space="preserve">    required: true,</w:t>
+      </w:r>
+    </w:p>
+    <w:p>
+      <w:r>
+        <w:t xml:space="preserve">  },</w:t>
+      </w:r>
+    </w:p>
+    <w:p>
+      <w:r>
+        <w:t xml:space="preserve">  title: </w:t>
+      </w:r>
+      <w:proofErr w:type="gramStart"/>
+      <w:r>
+        <w:t>{ type</w:t>
+      </w:r>
+      <w:proofErr w:type="gramEnd"/>
+      <w:r>
+        <w:t>: String, required: true },</w:t>
+      </w:r>
+    </w:p>
+    <w:p>
+      <w:r>
+        <w:t xml:space="preserve">  author: </w:t>
+      </w:r>
+      <w:proofErr w:type="gramStart"/>
+      <w:r>
+        <w:t>{ type</w:t>
+      </w:r>
+      <w:proofErr w:type="gramEnd"/>
+      <w:r>
+        <w:t>: String, required: true },</w:t>
+      </w:r>
+    </w:p>
+    <w:p>
+      <w:r>
+        <w:t>});</w:t>
+      </w:r>
+    </w:p>
+    <w:p/>
+    <w:p>
+      <w:proofErr w:type="spellStart"/>
+      <w:r>
+        <w:t>const</w:t>
+      </w:r>
+      <w:proofErr w:type="spellEnd"/>
+      <w:r>
         <w:t xml:space="preserve"> </w:t>
       </w:r>
       <w:proofErr w:type="spellStart"/>
       <w:r>
-        <w:t>UserModel</w:t>
+        <w:t>BookModel</w:t>
       </w:r>
       <w:proofErr w:type="spellEnd"/>
       <w:r>
         <w:t xml:space="preserve"> = </w:t>
       </w:r>
       <w:proofErr w:type="spellStart"/>
+      <w:proofErr w:type="gramStart"/>
       <w:r>
         <w:t>mongoose.model</w:t>
       </w:r>
       <w:proofErr w:type="spellEnd"/>
-      <w:r>
-        <w:t xml:space="preserve">("User", </w:t>
-      </w:r>
-      <w:proofErr w:type="spellStart"/>
-      <w:r>
-        <w:t>userSchema</w:t>
+      <w:proofErr w:type="gramEnd"/>
+      <w:r>
+        <w:t xml:space="preserve">("Book", </w:t>
+      </w:r>
+      <w:proofErr w:type="spellStart"/>
+      <w:r>
+        <w:t>bookSchema</w:t>
       </w:r>
       <w:proofErr w:type="spellEnd"/>
       <w:r>
@@ -3530,7 +3676,7 @@
       </w:r>
       <w:proofErr w:type="spellStart"/>
       <w:r>
-        <w:t>UserModel</w:t>
+        <w:t>BookModel</w:t>
       </w:r>
       <w:proofErr w:type="spellEnd"/>
       <w:r>
@@ -3538,329 +3684,124 @@
       </w:r>
     </w:p>
     <w:p/>
-    <w:p/>
-    <w:p>
-      <w:r>
-        <w:t>Book Schema:</w:t>
-      </w:r>
-    </w:p>
-    <w:p>
-      <w:r>
-        <w:t>File: models/book.model.js</w:t>
-      </w:r>
-    </w:p>
-    <w:p>
-      <w:proofErr w:type="spellStart"/>
-      <w:r>
-        <w:t>const</w:t>
-      </w:r>
-      <w:proofErr w:type="spellEnd"/>
-      <w:r>
-        <w:t xml:space="preserve"> mongoose = require("mongoose");</w:t>
-      </w:r>
-    </w:p>
-    <w:p/>
-    <w:p>
+    <w:p>
+      <w:r>
+        <w:t>Project Execution:</w:t>
+      </w:r>
+    </w:p>
+    <w:p>
+      <w:r>
+        <w:t>Project execution steps:</w:t>
+      </w:r>
+    </w:p>
+    <w:p>
+      <w:r>
+        <w:t>1.Install Dependencies</w:t>
+      </w:r>
+    </w:p>
+    <w:p>
+      <w:r>
+        <w:t>Open terminal inside the project folder and run:</w:t>
+      </w:r>
+    </w:p>
+    <w:p>
+      <w:proofErr w:type="spellStart"/>
+      <w:r>
+        <w:t>npm</w:t>
+      </w:r>
+      <w:proofErr w:type="spellEnd"/>
+      <w:r>
+        <w:t xml:space="preserve"> install</w:t>
+      </w:r>
+    </w:p>
+    <w:p/>
+    <w:p/>
+    <w:p>
+      <w:r>
+        <w:t xml:space="preserve">This installs all required packages from </w:t>
+      </w:r>
+      <w:proofErr w:type="spellStart"/>
+      <w:r>
+        <w:t>package.json</w:t>
+      </w:r>
+      <w:proofErr w:type="spellEnd"/>
+      <w:r>
+        <w:t>.</w:t>
+      </w:r>
+    </w:p>
+    <w:p>
+      <w:r>
+        <w:t>2. Start the Server</w:t>
+      </w:r>
+    </w:p>
+    <w:p>
+      <w:r>
+        <w:t>Run the following command:</w:t>
+      </w:r>
+    </w:p>
+    <w:p>
+      <w:proofErr w:type="spellStart"/>
+      <w:r>
+        <w:t>npm</w:t>
+      </w:r>
+      <w:proofErr w:type="spellEnd"/>
+      <w:r>
+        <w:t xml:space="preserve"> start</w:t>
+      </w:r>
+    </w:p>
+    <w:p/>
+    <w:p>
+      <w:r>
+        <w:t xml:space="preserve">OR (if using </w:t>
+      </w:r>
+      <w:proofErr w:type="spellStart"/>
+      <w:r>
+        <w:t>nodemon</w:t>
+      </w:r>
+      <w:proofErr w:type="spellEnd"/>
+      <w:r>
+        <w:t>):</w:t>
+      </w:r>
+    </w:p>
+    <w:p>
+      <w:proofErr w:type="spellStart"/>
+      <w:r>
+        <w:t>npm</w:t>
+      </w:r>
+      <w:proofErr w:type="spellEnd"/>
+      <w:r>
+        <w:t xml:space="preserve"> run dev</w:t>
+      </w:r>
+    </w:p>
+    <w:p>
+      <w:r>
+        <w:t>4️. Database Connection</w:t>
+      </w:r>
+    </w:p>
+    <w:p>
+      <w:r>
+        <w:t>When the server starts:</w:t>
+      </w:r>
+    </w:p>
+    <w:p>
+      <w:r>
+        <w:t>•</w:t>
+      </w:r>
+      <w:r>
+        <w:tab/>
+      </w:r>
       <w:proofErr w:type="spellStart"/>
       <w:proofErr w:type="gramStart"/>
       <w:r>
-        <w:t>const</w:t>
-      </w:r>
-      <w:proofErr w:type="spellEnd"/>
+        <w:t>connectDb</w:t>
+      </w:r>
+      <w:proofErr w:type="spellEnd"/>
+      <w:r>
+        <w:t>(</w:t>
+      </w:r>
       <w:proofErr w:type="gramEnd"/>
       <w:r>
-        <w:t xml:space="preserve"> </w:t>
-      </w:r>
-      <w:proofErr w:type="spellStart"/>
-      <w:r>
-        <w:t>bookSchema</w:t>
-      </w:r>
-      <w:proofErr w:type="spellEnd"/>
-      <w:r>
-        <w:t xml:space="preserve"> = new </w:t>
-      </w:r>
-      <w:proofErr w:type="spellStart"/>
-      <w:r>
-        <w:t>mongoose.Schema</w:t>
-      </w:r>
-      <w:proofErr w:type="spellEnd"/>
-      <w:r>
-        <w:t>({</w:t>
-      </w:r>
-    </w:p>
-    <w:p>
-      <w:r>
-        <w:t xml:space="preserve">  </w:t>
-      </w:r>
-      <w:proofErr w:type="gramStart"/>
-      <w:r>
-        <w:t>url</w:t>
-      </w:r>
-      <w:proofErr w:type="gramEnd"/>
-      <w:r>
-        <w:t>: { type: String, required: true },</w:t>
-      </w:r>
-    </w:p>
-    <w:p>
-      <w:r>
-        <w:t xml:space="preserve">  user: {</w:t>
-      </w:r>
-    </w:p>
-    <w:p>
-      <w:r>
-        <w:t xml:space="preserve">    </w:t>
-      </w:r>
-      <w:proofErr w:type="gramStart"/>
-      <w:r>
-        <w:t>type</w:t>
-      </w:r>
-      <w:proofErr w:type="gramEnd"/>
-      <w:r>
-        <w:t xml:space="preserve">: </w:t>
-      </w:r>
-      <w:proofErr w:type="spellStart"/>
-      <w:r>
-        <w:t>mongoose.Schema.Types.ObjectId</w:t>
-      </w:r>
-      <w:proofErr w:type="spellEnd"/>
-      <w:r>
-        <w:t>,</w:t>
-      </w:r>
-    </w:p>
-    <w:p>
-      <w:r>
-        <w:t xml:space="preserve">    ref: "User",</w:t>
-      </w:r>
-    </w:p>
-    <w:p>
-      <w:r>
-        <w:t xml:space="preserve">    required: true,</w:t>
-      </w:r>
-    </w:p>
-    <w:p>
-      <w:r>
-        <w:t xml:space="preserve">  },</w:t>
-      </w:r>
-    </w:p>
-    <w:p>
-      <w:r>
-        <w:t xml:space="preserve">  </w:t>
-      </w:r>
-      <w:proofErr w:type="gramStart"/>
-      <w:r>
-        <w:t>title</w:t>
-      </w:r>
-      <w:proofErr w:type="gramEnd"/>
-      <w:r>
-        <w:t>: { type: String, required: true },</w:t>
-      </w:r>
-    </w:p>
-    <w:p>
-      <w:r>
-        <w:t xml:space="preserve">  </w:t>
-      </w:r>
-      <w:proofErr w:type="gramStart"/>
-      <w:r>
-        <w:t>author</w:t>
-      </w:r>
-      <w:proofErr w:type="gramEnd"/>
-      <w:r>
-        <w:t>: { type: String, required: true },</w:t>
-      </w:r>
-    </w:p>
-    <w:p>
-      <w:r>
-        <w:t>});</w:t>
-      </w:r>
-    </w:p>
-    <w:p/>
-    <w:p>
-      <w:proofErr w:type="spellStart"/>
-      <w:proofErr w:type="gramStart"/>
-      <w:r>
-        <w:t>const</w:t>
-      </w:r>
-      <w:proofErr w:type="spellEnd"/>
-      <w:proofErr w:type="gramEnd"/>
-      <w:r>
-        <w:t xml:space="preserve"> </w:t>
-      </w:r>
-      <w:proofErr w:type="spellStart"/>
-      <w:r>
-        <w:t>BookModel</w:t>
-      </w:r>
-      <w:proofErr w:type="spellEnd"/>
-      <w:r>
-        <w:t xml:space="preserve"> = </w:t>
-      </w:r>
-      <w:proofErr w:type="spellStart"/>
-      <w:r>
-        <w:t>mongoose.model</w:t>
-      </w:r>
-      <w:proofErr w:type="spellEnd"/>
-      <w:r>
-        <w:t xml:space="preserve">("Book", </w:t>
-      </w:r>
-      <w:proofErr w:type="spellStart"/>
-      <w:r>
-        <w:t>bookSchema</w:t>
-      </w:r>
-      <w:proofErr w:type="spellEnd"/>
-      <w:r>
-        <w:t>);</w:t>
-      </w:r>
-    </w:p>
-    <w:p/>
-    <w:p>
-      <w:proofErr w:type="spellStart"/>
-      <w:r>
-        <w:t>module.exports</w:t>
-      </w:r>
-      <w:proofErr w:type="spellEnd"/>
-      <w:r>
-        <w:t xml:space="preserve"> = </w:t>
-      </w:r>
-      <w:proofErr w:type="spellStart"/>
-      <w:r>
-        <w:t>BookModel</w:t>
-      </w:r>
-      <w:proofErr w:type="spellEnd"/>
-      <w:r>
-        <w:t>;</w:t>
-      </w:r>
-    </w:p>
-    <w:p/>
-    <w:p>
-      <w:r>
-        <w:t>Project Execution:</w:t>
-      </w:r>
-    </w:p>
-    <w:p>
-      <w:r>
-        <w:t>Project execution steps:</w:t>
-      </w:r>
-    </w:p>
-    <w:p>
-      <w:r>
-        <w:t>1.Install Dependencies</w:t>
-      </w:r>
-    </w:p>
-    <w:p>
-      <w:r>
-        <w:t>Open terminal inside the project folder and run:</w:t>
-      </w:r>
-    </w:p>
-    <w:p>
-      <w:proofErr w:type="spellStart"/>
-      <w:r>
-        <w:t>npm</w:t>
-      </w:r>
-      <w:proofErr w:type="spellEnd"/>
-      <w:r>
-        <w:t xml:space="preserve"> install</w:t>
-      </w:r>
-    </w:p>
-    <w:p/>
-    <w:p/>
-    <w:p>
-      <w:r>
-        <w:t xml:space="preserve">This installs all required packages from </w:t>
-      </w:r>
-      <w:proofErr w:type="spellStart"/>
-      <w:r>
-        <w:t>package.json</w:t>
-      </w:r>
-      <w:proofErr w:type="spellEnd"/>
-      <w:r>
-        <w:t>.</w:t>
-      </w:r>
-    </w:p>
-    <w:p>
-      <w:r>
-        <w:t>2. Start the Server</w:t>
-      </w:r>
-    </w:p>
-    <w:p>
-      <w:r>
-        <w:t>Run the following command:</w:t>
-      </w:r>
-    </w:p>
-    <w:p>
-      <w:proofErr w:type="spellStart"/>
-      <w:r>
-        <w:t>npm</w:t>
-      </w:r>
-      <w:proofErr w:type="spellEnd"/>
-      <w:r>
-        <w:t xml:space="preserve"> start</w:t>
-      </w:r>
-    </w:p>
-    <w:p/>
-    <w:p>
-      <w:r>
-        <w:t xml:space="preserve">OR (if using </w:t>
-      </w:r>
-      <w:proofErr w:type="spellStart"/>
-      <w:r>
-        <w:t>nodemon</w:t>
-      </w:r>
-      <w:proofErr w:type="spellEnd"/>
-      <w:r>
-        <w:t>):</w:t>
-      </w:r>
-    </w:p>
-    <w:p>
-      <w:proofErr w:type="spellStart"/>
-      <w:r>
-        <w:t>npm</w:t>
-      </w:r>
-      <w:proofErr w:type="spellEnd"/>
-      <w:r>
-        <w:t xml:space="preserve"> run </w:t>
-      </w:r>
-      <w:proofErr w:type="spellStart"/>
-      <w:r>
-        <w:t>dev</w:t>
-      </w:r>
-      <w:proofErr w:type="spellEnd"/>
-    </w:p>
-    <w:p>
-      <w:r>
-        <w:t>4️. Database Connection</w:t>
-      </w:r>
-    </w:p>
-    <w:p>
-      <w:r>
-        <w:t>When the server starts:</w:t>
-      </w:r>
-    </w:p>
-    <w:p>
-      <w:r>
-        <w:t>•</w:t>
-      </w:r>
-      <w:r>
-        <w:tab/>
-      </w:r>
-      <w:proofErr w:type="spellStart"/>
-      <w:proofErr w:type="gramStart"/>
-      <w:r>
-        <w:t>connectDb</w:t>
-      </w:r>
-      <w:proofErr w:type="spellEnd"/>
-      <w:r>
-        <w:t>(</w:t>
-      </w:r>
-      <w:proofErr w:type="gramEnd"/>
-      <w:r>
-        <w:t xml:space="preserve">) connects to </w:t>
-      </w:r>
-      <w:proofErr w:type="spellStart"/>
-      <w:r>
-        <w:t>MongoDB</w:t>
-      </w:r>
-      <w:proofErr w:type="spellEnd"/>
-      <w:r>
-        <w:t>.</w:t>
+        <w:t>) connects to MongoDB.</w:t>
       </w:r>
     </w:p>
     <w:p/>
@@ -3928,15 +3869,7 @@
       </w:r>
       <w:proofErr w:type="spellEnd"/>
       <w:r>
-        <w:t>/</w:t>
-      </w:r>
-      <w:proofErr w:type="spellStart"/>
-      <w:r>
-        <w:t>auth</w:t>
-      </w:r>
-      <w:proofErr w:type="spellEnd"/>
-      <w:r>
-        <w:t>/register</w:t>
+        <w:t>/auth/register</w:t>
       </w:r>
     </w:p>
     <w:p/>
@@ -3955,15 +3888,7 @@
       </w:r>
       <w:proofErr w:type="spellEnd"/>
       <w:r>
-        <w:t>/</w:t>
-      </w:r>
-      <w:proofErr w:type="spellStart"/>
-      <w:r>
-        <w:t>auth</w:t>
-      </w:r>
-      <w:proofErr w:type="spellEnd"/>
-      <w:r>
-        <w:t>/login</w:t>
+        <w:t>/auth/login</w:t>
       </w:r>
     </w:p>
     <w:p/>
@@ -3982,15 +3907,7 @@
       </w:r>
       <w:proofErr w:type="spellEnd"/>
       <w:r>
-        <w:t>/</w:t>
-      </w:r>
-      <w:proofErr w:type="spellStart"/>
-      <w:r>
-        <w:t>auth</w:t>
-      </w:r>
-      <w:proofErr w:type="spellEnd"/>
-      <w:r>
-        <w:t>/delete</w:t>
+        <w:t>/auth/delete</w:t>
       </w:r>
     </w:p>
     <w:p/>
@@ -4234,7 +4151,7 @@
 </file>
 
 <file path=word/endnotes.xml><?xml version="1.0" encoding="utf-8"?>
-<w:endnotes xmlns:wpc="http://schemas.microsoft.com/office/word/2010/wordprocessingCanvas" xmlns:mc="http://schemas.openxmlformats.org/markup-compatibility/2006" xmlns:o="urn:schemas-microsoft-com:office:office" xmlns:r="http://schemas.openxmlformats.org/officeDocument/2006/relationships" xmlns:m="http://schemas.openxmlformats.org/officeDocument/2006/math" xmlns:v="urn:schemas-microsoft-com:vml" xmlns:wp14="http://schemas.microsoft.com/office/word/2010/wordprocessingDrawing" xmlns:wp="http://schemas.openxmlformats.org/drawingml/2006/wordprocessingDrawing" xmlns:w10="urn:schemas-microsoft-com:office:word" xmlns:w="http://schemas.openxmlformats.org/wordprocessingml/2006/main" xmlns:w14="http://schemas.microsoft.com/office/word/2010/wordml" xmlns:wpg="http://schemas.microsoft.com/office/word/2010/wordprocessingGroup" xmlns:wpi="http://schemas.microsoft.com/office/word/2010/wordprocessingInk" xmlns:wne="http://schemas.microsoft.com/office/word/2006/wordml" xmlns:wps="http://schemas.microsoft.com/office/word/2010/wordprocessingShape" mc:Ignorable="w14 wp14">
+<w:endnotes xmlns:wpc="http://schemas.microsoft.com/office/word/2010/wordprocessingCanvas" xmlns:cx="http://schemas.microsoft.com/office/drawing/2014/chartex" xmlns:cx1="http://schemas.microsoft.com/office/drawing/2015/9/8/chartex" xmlns:cx2="http://schemas.microsoft.com/office/drawing/2015/10/21/chartex" xmlns:cx3="http://schemas.microsoft.com/office/drawing/2016/5/9/chartex" xmlns:cx4="http://schemas.microsoft.com/office/drawing/2016/5/10/chartex" xmlns:cx5="http://schemas.microsoft.com/office/drawing/2016/5/11/chartex" xmlns:cx6="http://schemas.microsoft.com/office/drawing/2016/5/12/chartex" xmlns:cx7="http://schemas.microsoft.com/office/drawing/2016/5/13/chartex" xmlns:cx8="http://schemas.microsoft.com/office/drawing/2016/5/14/chartex" xmlns:mc="http://schemas.openxmlformats.org/markup-compatibility/2006" xmlns:aink="http://schemas.microsoft.com/office/drawing/2016/ink" xmlns:am3d="http://schemas.microsoft.com/office/drawing/2017/model3d" xmlns:o="urn:schemas-microsoft-com:office:office" xmlns:oel="http://schemas.microsoft.com/office/2019/extlst" xmlns:r="http://schemas.openxmlformats.org/officeDocument/2006/relationships" xmlns:m="http://schemas.openxmlformats.org/officeDocument/2006/math" xmlns:v="urn:schemas-microsoft-com:vml" xmlns:wp14="http://schemas.microsoft.com/office/word/2010/wordprocessingDrawing" xmlns:wp="http://schemas.openxmlformats.org/drawingml/2006/wordprocessingDrawing" xmlns:w10="urn:schemas-microsoft-com:office:word" xmlns:w="http://schemas.openxmlformats.org/wordprocessingml/2006/main" xmlns:w14="http://schemas.microsoft.com/office/word/2010/wordml" xmlns:w15="http://schemas.microsoft.com/office/word/2012/wordml" xmlns:w16cex="http://schemas.microsoft.com/office/word/2018/wordml/cex" xmlns:w16cid="http://schemas.microsoft.com/office/word/2016/wordml/cid" xmlns:w16="http://schemas.microsoft.com/office/word/2018/wordml" xmlns:w16du="http://schemas.microsoft.com/office/word/2023/wordml/word16du" xmlns:w16sdtdh="http://schemas.microsoft.com/office/word/2020/wordml/sdtdatahash" xmlns:w16se="http://schemas.microsoft.com/office/word/2015/wordml/symex" xmlns:wpg="http://schemas.microsoft.com/office/word/2010/wordprocessingGroup" xmlns:wpi="http://schemas.microsoft.com/office/word/2010/wordprocessingInk" xmlns:wne="http://schemas.microsoft.com/office/word/2006/wordml" xmlns:wps="http://schemas.microsoft.com/office/word/2010/wordprocessingShape" mc:Ignorable="w14 w15 w16se w16cid w16 w16cex w16sdtdh w16du wp14">
   <w:endnote w:type="separator" w:id="-1">
     <w:p>
       <w:pPr>
@@ -4259,7 +4176,7 @@
 </file>
 
 <file path=word/footnotes.xml><?xml version="1.0" encoding="utf-8"?>
-<w:footnotes xmlns:wpc="http://schemas.microsoft.com/office/word/2010/wordprocessingCanvas" xmlns:mc="http://schemas.openxmlformats.org/markup-compatibility/2006" xmlns:o="urn:schemas-microsoft-com:office:office" xmlns:r="http://schemas.openxmlformats.org/officeDocument/2006/relationships" xmlns:m="http://schemas.openxmlformats.org/officeDocument/2006/math" xmlns:v="urn:schemas-microsoft-com:vml" xmlns:wp14="http://schemas.microsoft.com/office/word/2010/wordprocessingDrawing" xmlns:wp="http://schemas.openxmlformats.org/drawingml/2006/wordprocessingDrawing" xmlns:w10="urn:schemas-microsoft-com:office:word" xmlns:w="http://schemas.openxmlformats.org/wordprocessingml/2006/main" xmlns:w14="http://schemas.microsoft.com/office/word/2010/wordml" xmlns:wpg="http://schemas.microsoft.com/office/word/2010/wordprocessingGroup" xmlns:wpi="http://schemas.microsoft.com/office/word/2010/wordprocessingInk" xmlns:wne="http://schemas.microsoft.com/office/word/2006/wordml" xmlns:wps="http://schemas.microsoft.com/office/word/2010/wordprocessingShape" mc:Ignorable="w14 wp14">
+<w:footnotes xmlns:wpc="http://schemas.microsoft.com/office/word/2010/wordprocessingCanvas" xmlns:cx="http://schemas.microsoft.com/office/drawing/2014/chartex" xmlns:cx1="http://schemas.microsoft.com/office/drawing/2015/9/8/chartex" xmlns:cx2="http://schemas.microsoft.com/office/drawing/2015/10/21/chartex" xmlns:cx3="http://schemas.microsoft.com/office/drawing/2016/5/9/chartex" xmlns:cx4="http://schemas.microsoft.com/office/drawing/2016/5/10/chartex" xmlns:cx5="http://schemas.microsoft.com/office/drawing/2016/5/11/chartex" xmlns:cx6="http://schemas.microsoft.com/office/drawing/2016/5/12/chartex" xmlns:cx7="http://schemas.microsoft.com/office/drawing/2016/5/13/chartex" xmlns:cx8="http://schemas.microsoft.com/office/drawing/2016/5/14/chartex" xmlns:mc="http://schemas.openxmlformats.org/markup-compatibility/2006" xmlns:aink="http://schemas.microsoft.com/office/drawing/2016/ink" xmlns:am3d="http://schemas.microsoft.com/office/drawing/2017/model3d" xmlns:o="urn:schemas-microsoft-com:office:office" xmlns:oel="http://schemas.microsoft.com/office/2019/extlst" xmlns:r="http://schemas.openxmlformats.org/officeDocument/2006/relationships" xmlns:m="http://schemas.openxmlformats.org/officeDocument/2006/math" xmlns:v="urn:schemas-microsoft-com:vml" xmlns:wp14="http://schemas.microsoft.com/office/word/2010/wordprocessingDrawing" xmlns:wp="http://schemas.openxmlformats.org/drawingml/2006/wordprocessingDrawing" xmlns:w10="urn:schemas-microsoft-com:office:word" xmlns:w="http://schemas.openxmlformats.org/wordprocessingml/2006/main" xmlns:w14="http://schemas.microsoft.com/office/word/2010/wordml" xmlns:w15="http://schemas.microsoft.com/office/word/2012/wordml" xmlns:w16cex="http://schemas.microsoft.com/office/word/2018/wordml/cex" xmlns:w16cid="http://schemas.microsoft.com/office/word/2016/wordml/cid" xmlns:w16="http://schemas.microsoft.com/office/word/2018/wordml" xmlns:w16du="http://schemas.microsoft.com/office/word/2023/wordml/word16du" xmlns:w16sdtdh="http://schemas.microsoft.com/office/word/2020/wordml/sdtdatahash" xmlns:w16se="http://schemas.microsoft.com/office/word/2015/wordml/symex" xmlns:wpg="http://schemas.microsoft.com/office/word/2010/wordprocessingGroup" xmlns:wpi="http://schemas.microsoft.com/office/word/2010/wordprocessingInk" xmlns:wne="http://schemas.microsoft.com/office/word/2006/wordml" xmlns:wps="http://schemas.microsoft.com/office/word/2010/wordprocessingShape" mc:Ignorable="w14 w15 w16se w16cid w16 w16cex w16sdtdh w16du wp14">
   <w:footnote w:type="separator" w:id="-1">
     <w:p>
       <w:pPr>
@@ -4284,7 +4201,7 @@
 </file>
 
 <file path=word/styles.xml><?xml version="1.0" encoding="utf-8"?>
-<w:styles xmlns:mc="http://schemas.openxmlformats.org/markup-compatibility/2006" xmlns:r="http://schemas.openxmlformats.org/officeDocument/2006/relationships" xmlns:w="http://schemas.openxmlformats.org/wordprocessingml/2006/main" xmlns:w14="http://schemas.microsoft.com/office/word/2010/wordml" mc:Ignorable="w14">
+<w:styles xmlns:mc="http://schemas.openxmlformats.org/markup-compatibility/2006" xmlns:r="http://schemas.openxmlformats.org/officeDocument/2006/relationships" xmlns:w="http://schemas.openxmlformats.org/wordprocessingml/2006/main" xmlns:w14="http://schemas.microsoft.com/office/word/2010/wordml" xmlns:w15="http://schemas.microsoft.com/office/word/2012/wordml" xmlns:w16cex="http://schemas.microsoft.com/office/word/2018/wordml/cex" xmlns:w16cid="http://schemas.microsoft.com/office/word/2016/wordml/cid" xmlns:w16="http://schemas.microsoft.com/office/word/2018/wordml" xmlns:w16du="http://schemas.microsoft.com/office/word/2023/wordml/word16du" xmlns:w16sdtdh="http://schemas.microsoft.com/office/word/2020/wordml/sdtdatahash" xmlns:w16se="http://schemas.microsoft.com/office/word/2015/wordml/symex" mc:Ignorable="w14 w15 w16se w16cid w16 w16cex w16sdtdh w16du">
   <w:docDefaults>
     <w:rPrDefault>
       <w:rPr>
@@ -4300,378 +4217,383 @@
       </w:pPr>
     </w:pPrDefault>
   </w:docDefaults>
-  <w:latentStyles w:defLockedState="0" w:defUIPriority="99" w:defSemiHidden="1" w:defUnhideWhenUsed="1" w:defQFormat="0" w:count="267">
-    <w:lsdException w:name="Normal" w:semiHidden="0" w:uiPriority="0" w:unhideWhenUsed="0" w:qFormat="1"/>
-    <w:lsdException w:name="heading 1" w:semiHidden="0" w:uiPriority="9" w:unhideWhenUsed="0" w:qFormat="1"/>
-    <w:lsdException w:name="heading 2" w:uiPriority="9" w:qFormat="1"/>
-    <w:lsdException w:name="heading 3" w:uiPriority="9" w:qFormat="1"/>
-    <w:lsdException w:name="heading 4" w:uiPriority="9" w:qFormat="1"/>
-    <w:lsdException w:name="heading 5" w:uiPriority="9" w:qFormat="1"/>
-    <w:lsdException w:name="heading 6" w:uiPriority="9" w:qFormat="1"/>
-    <w:lsdException w:name="heading 7" w:uiPriority="9" w:qFormat="1"/>
-    <w:lsdException w:name="heading 8" w:uiPriority="9" w:qFormat="1"/>
-    <w:lsdException w:name="heading 9" w:uiPriority="9" w:qFormat="1"/>
-    <w:lsdException w:name="toc 1" w:uiPriority="39"/>
-    <w:lsdException w:name="toc 2" w:uiPriority="39"/>
-    <w:lsdException w:name="toc 3" w:uiPriority="39"/>
-    <w:lsdException w:name="toc 4" w:uiPriority="39"/>
-    <w:lsdException w:name="toc 5" w:uiPriority="39"/>
-    <w:lsdException w:name="toc 6" w:uiPriority="39"/>
-    <w:lsdException w:name="toc 7" w:uiPriority="39"/>
-    <w:lsdException w:name="toc 8" w:uiPriority="39"/>
-    <w:lsdException w:name="toc 9" w:uiPriority="39"/>
-    <w:lsdException w:name="caption" w:uiPriority="35" w:qFormat="1"/>
-    <w:lsdException w:name="Title" w:semiHidden="0" w:uiPriority="10" w:unhideWhenUsed="0" w:qFormat="1"/>
-    <w:lsdException w:name="Default Paragraph Font" w:uiPriority="1"/>
-    <w:lsdException w:name="Subtitle" w:semiHidden="0" w:uiPriority="11" w:unhideWhenUsed="0" w:qFormat="1"/>
-    <w:lsdException w:name="Strong" w:semiHidden="0" w:uiPriority="22" w:unhideWhenUsed="0" w:qFormat="1"/>
-    <w:lsdException w:name="Emphasis" w:semiHidden="0" w:uiPriority="20" w:unhideWhenUsed="0" w:qFormat="1"/>
-    <w:lsdException w:name="Table Grid" w:semiHidden="0" w:uiPriority="59" w:unhideWhenUsed="0"/>
-    <w:lsdException w:name="Placeholder Text" w:unhideWhenUsed="0"/>
-    <w:lsdException w:name="No Spacing" w:semiHidden="0" w:uiPriority="1" w:unhideWhenUsed="0" w:qFormat="1"/>
-    <w:lsdException w:name="Light Shading" w:semiHidden="0" w:uiPriority="60" w:unhideWhenUsed="0"/>
-    <w:lsdException w:name="Light List" w:semiHidden="0" w:uiPriority="61" w:unhideWhenUsed="0"/>
-    <w:lsdException w:name="Light Grid" w:semiHidden="0" w:uiPriority="62" w:unhideWhenUsed="0"/>
-    <w:lsdException w:name="Medium Shading 1" w:semiHidden="0" w:uiPriority="63" w:unhideWhenUsed="0"/>
-    <w:lsdException w:name="Medium Shading 2" w:semiHidden="0" w:uiPriority="64" w:unhideWhenUsed="0"/>
-    <w:lsdException w:name="Medium List 1" w:semiHidden="0" w:uiPriority="65" w:unhideWhenUsed="0"/>
-    <w:lsdException w:name="Medium List 2" w:semiHidden="0" w:uiPriority="66" w:unhideWhenUsed="0"/>
-    <w:lsdException w:name="Medium Grid 1" w:semiHidden="0" w:uiPriority="67" w:unhideWhenUsed="0"/>
-    <w:lsdException w:name="Medium Grid 2" w:semiHidden="0" w:uiPriority="68" w:unhideWhenUsed="0"/>
-    <w:lsdException w:name="Medium Grid 3" w:semiHidden="0" w:uiPriority="69" w:unhideWhenUsed="0"/>
-    <w:lsdException w:name="Dark List" w:semiHidden="0" w:uiPriority="70" w:unhideWhenUsed="0"/>
-    <w:lsdException w:name="Colorful Shading" w:semiHidden="0" w:uiPriority="71" w:unhideWhenUsed="0"/>
-    <w:lsdException w:name="Colorful List" w:semiHidden="0" w:uiPriority="72" w:unhideWhenUsed="0"/>
-    <w:lsdException w:name="Colorful Grid" w:semiHidden="0" w:uiPriority="73" w:unhideWhenUsed="0"/>
-    <w:lsdException w:name="Light Shading Accent 1" w:semiHidden="0" w:uiPriority="60" w:unhideWhenUsed="0"/>
-    <w:lsdException w:name="Light List Accent 1" w:semiHidden="0" w:uiPriority="61" w:unhideWhenUsed="0"/>
-    <w:lsdException w:name="Light Grid Accent 1" w:semiHidden="0" w:uiPriority="62" w:unhideWhenUsed="0"/>
-    <w:lsdException w:name="Medium Shading 1 Accent 1" w:semiHidden="0" w:uiPriority="63" w:unhideWhenUsed="0"/>
-    <w:lsdException w:name="Medium Shading 2 Accent 1" w:semiHidden="0" w:uiPriority="64" w:unhideWhenUsed="0"/>
-    <w:lsdException w:name="Medium List 1 Accent 1" w:semiHidden="0" w:uiPriority="65" w:unhideWhenUsed="0"/>
-    <w:lsdException w:name="Revision" w:unhideWhenUsed="0"/>
-    <w:lsdException w:name="List Paragraph" w:semiHidden="0" w:uiPriority="34" w:unhideWhenUsed="0" w:qFormat="1"/>
-    <w:lsdException w:name="Quote" w:semiHidden="0" w:uiPriority="29" w:unhideWhenUsed="0" w:qFormat="1"/>
-    <w:lsdException w:name="Intense Quote" w:semiHidden="0" w:uiPriority="30" w:unhideWhenUsed="0" w:qFormat="1"/>
-    <w:lsdException w:name="Medium List 2 Accent 1" w:semiHidden="0" w:uiPriority="66" w:unhideWhenUsed="0"/>
-    <w:lsdException w:name="Medium Grid 1 Accent 1" w:semiHidden="0" w:uiPriority="67" w:unhideWhenUsed="0"/>
-    <w:lsdException w:name="Medium Grid 2 Accent 1" w:semiHidden="0" w:uiPriority="68" w:unhideWhenUsed="0"/>
-    <w:lsdException w:name="Medium Grid 3 Accent 1" w:semiHidden="0" w:uiPriority="69" w:unhideWhenUsed="0"/>
-    <w:lsdException w:name="Dark List Accent 1" w:semiHidden="0" w:uiPriority="70" w:unhideWhenUsed="0"/>
-    <w:lsdException w:name="Colorful Shading Accent 1" w:semiHidden="0" w:uiPriority="71" w:unhideWhenUsed="0"/>
-    <w:lsdException w:name="Colorful List Accent 1" w:semiHidden="0" w:uiPriority="72" w:unhideWhenUsed="0"/>
-    <w:lsdException w:name="Colorful Grid Accent 1" w:semiHidden="0" w:uiPriority="73" w:unhideWhenUsed="0"/>
-    <w:lsdException w:name="Light Shading Accent 2" w:semiHidden="0" w:uiPriority="60" w:unhideWhenUsed="0"/>
-    <w:lsdException w:name="Light List Accent 2" w:semiHidden="0" w:uiPriority="61" w:unhideWhenUsed="0"/>
-    <w:lsdException w:name="Light Grid Accent 2" w:semiHidden="0" w:uiPriority="62" w:unhideWhenUsed="0"/>
-    <w:lsdException w:name="Medium Shading 1 Accent 2" w:semiHidden="0" w:uiPriority="63" w:unhideWhenUsed="0"/>
-    <w:lsdException w:name="Medium Shading 2 Accent 2" w:semiHidden="0" w:uiPriority="64" w:unhideWhenUsed="0"/>
-    <w:lsdException w:name="Medium List 1 Accent 2" w:semiHidden="0" w:uiPriority="65" w:unhideWhenUsed="0"/>
-    <w:lsdException w:name="Medium List 2 Accent 2" w:semiHidden="0" w:uiPriority="66" w:unhideWhenUsed="0"/>
-    <w:lsdException w:name="Medium Grid 1 Accent 2" w:semiHidden="0" w:uiPriority="67" w:unhideWhenUsed="0"/>
-    <w:lsdException w:name="Medium Grid 2 Accent 2" w:semiHidden="0" w:uiPriority="68" w:unhideWhenUsed="0"/>
-    <w:lsdException w:name="Medium Grid 3 Accent 2" w:semiHidden="0" w:uiPriority="69" w:unhideWhenUsed="0"/>
-    <w:lsdException w:name="Dark List Accent 2" w:semiHidden="0" w:uiPriority="70" w:unhideWhenUsed="0"/>
-    <w:lsdException w:name="Colorful Shading Accent 2" w:semiHidden="0" w:uiPriority="71" w:unhideWhenUsed="0"/>
-    <w:lsdException w:name="Colorful List Accent 2" w:semiHidden="0" w:uiPriority="72" w:unhideWhenUsed="0"/>
-    <w:lsdException w:name="Colorful Grid Accent 2" w:semiHidden="0" w:uiPriority="73" w:unhideWhenUsed="0"/>
-    <w:lsdException w:name="Light Shading Accent 3" w:semiHidden="0" w:uiPriority="60" w:unhideWhenUsed="0"/>
-    <w:lsdException w:name="Light List Accent 3" w:semiHidden="0" w:uiPriority="61" w:unhideWhenUsed="0"/>
-    <w:lsdException w:name="Light Grid Accent 3" w:semiHidden="0" w:uiPriority="62" w:unhideWhenUsed="0"/>
-    <w:lsdException w:name="Medium Shading 1 Accent 3" w:semiHidden="0" w:uiPriority="63" w:unhideWhenUsed="0"/>
-    <w:lsdException w:name="Medium Shading 2 Accent 3" w:semiHidden="0" w:uiPriority="64" w:unhideWhenUsed="0"/>
-    <w:lsdException w:name="Medium List 1 Accent 3" w:semiHidden="0" w:uiPriority="65" w:unhideWhenUsed="0"/>
-    <w:lsdException w:name="Medium List 2 Accent 3" w:semiHidden="0" w:uiPriority="66" w:unhideWhenUsed="0"/>
-    <w:lsdException w:name="Medium Grid 1 Accent 3" w:semiHidden="0" w:uiPriority="67" w:unhideWhenUsed="0"/>
-    <w:lsdException w:name="Medium Grid 2 Accent 3" w:semiHidden="0" w:uiPriority="68" w:unhideWhenUsed="0"/>
-    <w:lsdException w:name="Medium Grid 3 Accent 3" w:semiHidden="0" w:uiPriority="69" w:unhideWhenUsed="0"/>
-    <w:lsdException w:name="Dark List Accent 3" w:semiHidden="0" w:uiPriority="70" w:unhideWhenUsed="0"/>
-    <w:lsdException w:name="Colorful Shading Accent 3" w:semiHidden="0" w:uiPriority="71" w:unhideWhenUsed="0"/>
-    <w:lsdException w:name="Colorful List Accent 3" w:semiHidden="0" w:uiPriority="72" w:unhideWhenUsed="0"/>
-    <w:lsdException w:name="Colorful Grid Accent 3" w:semiHidden="0" w:uiPriority="73" w:unhideWhenUsed="0"/>
-    <w:lsdException w:name="Light Shading Accent 4" w:semiHidden="0" w:uiPriority="60" w:unhideWhenUsed="0"/>
-    <w:lsdException w:name="Light List Accent 4" w:semiHidden="0" w:uiPriority="61" w:unhideWhenUsed="0"/>
-    <w:lsdException w:name="Light Grid Accent 4" w:semiHidden="0" w:uiPriority="62" w:unhideWhenUsed="0"/>
-    <w:lsdException w:name="Medium Shading 1 Accent 4" w:semiHidden="0" w:uiPriority="63" w:unhideWhenUsed="0"/>
-    <w:lsdException w:name="Medium Shading 2 Accent 4" w:semiHidden="0" w:uiPriority="64" w:unhideWhenUsed="0"/>
-    <w:lsdException w:name="Medium List 1 Accent 4" w:semiHidden="0" w:uiPriority="65" w:unhideWhenUsed="0"/>
-    <w:lsdException w:name="Medium List 2 Accent 4" w:semiHidden="0" w:uiPriority="66" w:unhideWhenUsed="0"/>
-    <w:lsdException w:name="Medium Grid 1 Accent 4" w:semiHidden="0" w:uiPriority="67" w:unhideWhenUsed="0"/>
-    <w:lsdException w:name="Medium Grid 2 Accent 4" w:semiHidden="0" w:uiPriority="68" w:unhideWhenUsed="0"/>
-    <w:lsdException w:name="Medium Grid 3 Accent 4" w:semiHidden="0" w:uiPriority="69" w:unhideWhenUsed="0"/>
-    <w:lsdException w:name="Dark List Accent 4" w:semiHidden="0" w:uiPriority="70" w:unhideWhenUsed="0"/>
-    <w:lsdException w:name="Colorful Shading Accent 4" w:semiHidden="0" w:uiPriority="71" w:unhideWhenUsed="0"/>
-    <w:lsdException w:name="Colorful List Accent 4" w:semiHidden="0" w:uiPriority="72" w:unhideWhenUsed="0"/>
-    <w:lsdException w:name="Colorful Grid Accent 4" w:semiHidden="0" w:uiPriority="73" w:unhideWhenUsed="0"/>
-    <w:lsdException w:name="Light Shading Accent 5" w:semiHidden="0" w:uiPriority="60" w:unhideWhenUsed="0"/>
-    <w:lsdException w:name="Light List Accent 5" w:semiHidden="0" w:uiPriority="61" w:unhideWhenUsed="0"/>
-    <w:lsdException w:name="Light Grid Accent 5" w:semiHidden="0" w:uiPriority="62" w:unhideWhenUsed="0"/>
-    <w:lsdException w:name="Medium Shading 1 Accent 5" w:semiHidden="0" w:uiPriority="63" w:unhideWhenUsed="0"/>
-    <w:lsdException w:name="Medium Shading 2 Accent 5" w:semiHidden="0" w:uiPriority="64" w:unhideWhenUsed="0"/>
-    <w:lsdException w:name="Medium List 1 Accent 5" w:semiHidden="0" w:uiPriority="65" w:unhideWhenUsed="0"/>
-    <w:lsdException w:name="Medium List 2 Accent 5" w:semiHidden="0" w:uiPriority="66" w:unhideWhenUsed="0"/>
-    <w:lsdException w:name="Medium Grid 1 Accent 5" w:semiHidden="0" w:uiPriority="67" w:unhideWhenUsed="0"/>
-    <w:lsdException w:name="Medium Grid 2 Accent 5" w:semiHidden="0" w:uiPriority="68" w:unhideWhenUsed="0"/>
-    <w:lsdException w:name="Medium Grid 3 Accent 5" w:semiHidden="0" w:uiPriority="69" w:unhideWhenUsed="0"/>
-    <w:lsdException w:name="Dark List Accent 5" w:semiHidden="0" w:uiPriority="70" w:unhideWhenUsed="0"/>
-    <w:lsdException w:name="Colorful Shading Accent 5" w:semiHidden="0" w:uiPriority="71" w:unhideWhenUsed="0"/>
-    <w:lsdException w:name="Colorful List Accent 5" w:semiHidden="0" w:uiPriority="72" w:unhideWhenUsed="0"/>
-    <w:lsdException w:name="Colorful Grid Accent 5" w:semiHidden="0" w:uiPriority="73" w:unhideWhenUsed="0"/>
-    <w:lsdException w:name="Light Shading Accent 6" w:semiHidden="0" w:uiPriority="60" w:unhideWhenUsed="0"/>
-    <w:lsdException w:name="Light List Accent 6" w:semiHidden="0" w:uiPriority="61" w:unhideWhenUsed="0"/>
-    <w:lsdException w:name="Light Grid Accent 6" w:semiHidden="0" w:uiPriority="62" w:unhideWhenUsed="0"/>
-    <w:lsdException w:name="Medium Shading 1 Accent 6" w:semiHidden="0" w:uiPriority="63" w:unhideWhenUsed="0"/>
-    <w:lsdException w:name="Medium Shading 2 Accent 6" w:semiHidden="0" w:uiPriority="64" w:unhideWhenUsed="0"/>
-    <w:lsdException w:name="Medium List 1 Accent 6" w:semiHidden="0" w:uiPriority="65" w:unhideWhenUsed="0"/>
-    <w:lsdException w:name="Medium List 2 Accent 6" w:semiHidden="0" w:uiPriority="66" w:unhideWhenUsed="0"/>
-    <w:lsdException w:name="Medium Grid 1 Accent 6" w:semiHidden="0" w:uiPriority="67" w:unhideWhenUsed="0"/>
-    <w:lsdException w:name="Medium Grid 2 Accent 6" w:semiHidden="0" w:uiPriority="68" w:unhideWhenUsed="0"/>
-    <w:lsdException w:name="Medium Grid 3 Accent 6" w:semiHidden="0" w:uiPriority="69" w:unhideWhenUsed="0"/>
-    <w:lsdException w:name="Dark List Accent 6" w:semiHidden="0" w:uiPriority="70" w:unhideWhenUsed="0"/>
-    <w:lsdException w:name="Colorful Shading Accent 6" w:semiHidden="0" w:uiPriority="71" w:unhideWhenUsed="0"/>
-    <w:lsdException w:name="Colorful List Accent 6" w:semiHidden="0" w:uiPriority="72" w:unhideWhenUsed="0"/>
-    <w:lsdException w:name="Colorful Grid Accent 6" w:semiHidden="0" w:uiPriority="73" w:unhideWhenUsed="0"/>
-    <w:lsdException w:name="Subtle Emphasis" w:semiHidden="0" w:uiPriority="19" w:unhideWhenUsed="0" w:qFormat="1"/>
-    <w:lsdException w:name="Intense Emphasis" w:semiHidden="0" w:uiPriority="21" w:unhideWhenUsed="0" w:qFormat="1"/>
-    <w:lsdException w:name="Subtle Reference" w:semiHidden="0" w:uiPriority="31" w:unhideWhenUsed="0" w:qFormat="1"/>
-    <w:lsdException w:name="Intense Reference" w:semiHidden="0" w:uiPriority="32" w:unhideWhenUsed="0" w:qFormat="1"/>
-    <w:lsdException w:name="Book Title" w:semiHidden="0" w:uiPriority="33" w:unhideWhenUsed="0" w:qFormat="1"/>
-    <w:lsdException w:name="Bibliography" w:uiPriority="37"/>
-    <w:lsdException w:name="TOC Heading" w:uiPriority="39" w:qFormat="1"/>
-  </w:latentStyles>
-  <w:style w:type="paragraph" w:default="1" w:styleId="Normal">
-    <w:name w:val="Normal"/>
-    <w:qFormat/>
-  </w:style>
-  <w:style w:type="character" w:default="1" w:styleId="DefaultParagraphFont">
-    <w:name w:val="Default Paragraph Font"/>
-    <w:uiPriority w:val="1"/>
-    <w:semiHidden/>
-    <w:unhideWhenUsed/>
-  </w:style>
-  <w:style w:type="table" w:default="1" w:styleId="TableNormal">
-    <w:name w:val="Normal Table"/>
-    <w:uiPriority w:val="99"/>
-    <w:semiHidden/>
-    <w:unhideWhenUsed/>
-    <w:tblPr>
-      <w:tblInd w:w="0" w:type="dxa"/>
-      <w:tblCellMar>
-        <w:top w:w="0" w:type="dxa"/>
-        <w:left w:w="108" w:type="dxa"/>
-        <w:bottom w:w="0" w:type="dxa"/>
-        <w:right w:w="108" w:type="dxa"/>
-      </w:tblCellMar>
-    </w:tblPr>
-  </w:style>
-  <w:style w:type="numbering" w:default="1" w:styleId="NoList">
-    <w:name w:val="No List"/>
-    <w:uiPriority w:val="99"/>
-    <w:semiHidden/>
-    <w:unhideWhenUsed/>
-  </w:style>
-  <w:style w:type="paragraph" w:styleId="Header">
-    <w:name w:val="header"/>
-    <w:basedOn w:val="Normal"/>
-    <w:link w:val="HeaderChar"/>
-    <w:uiPriority w:val="99"/>
-    <w:unhideWhenUsed/>
-    <w:rsid w:val="00C977CC"/>
-    <w:pPr>
-      <w:tabs>
-        <w:tab w:val="center" w:pos="4513"/>
-        <w:tab w:val="right" w:pos="9026"/>
-      </w:tabs>
-      <w:spacing w:after="0" w:line="240" w:lineRule="auto"/>
-    </w:pPr>
-  </w:style>
-  <w:style w:type="character" w:customStyle="1" w:styleId="HeaderChar">
-    <w:name w:val="Header Char"/>
-    <w:basedOn w:val="DefaultParagraphFont"/>
-    <w:link w:val="Header"/>
-    <w:uiPriority w:val="99"/>
-    <w:rsid w:val="00C977CC"/>
-  </w:style>
-  <w:style w:type="paragraph" w:styleId="Footer">
-    <w:name w:val="footer"/>
-    <w:basedOn w:val="Normal"/>
-    <w:link w:val="FooterChar"/>
-    <w:uiPriority w:val="99"/>
-    <w:unhideWhenUsed/>
-    <w:rsid w:val="00C977CC"/>
-    <w:pPr>
-      <w:tabs>
-        <w:tab w:val="center" w:pos="4513"/>
-        <w:tab w:val="right" w:pos="9026"/>
-      </w:tabs>
-      <w:spacing w:after="0" w:line="240" w:lineRule="auto"/>
-    </w:pPr>
-  </w:style>
-  <w:style w:type="character" w:customStyle="1" w:styleId="FooterChar">
-    <w:name w:val="Footer Char"/>
-    <w:basedOn w:val="DefaultParagraphFont"/>
-    <w:link w:val="Footer"/>
-    <w:uiPriority w:val="99"/>
-    <w:rsid w:val="00C977CC"/>
-  </w:style>
-</w:styles>
-</file>
-
-<file path=word/stylesWithEffects.xml><?xml version="1.0" encoding="utf-8"?>
-<w:styles xmlns:wpc="http://schemas.microsoft.com/office/word/2010/wordprocessingCanvas" xmlns:mc="http://schemas.openxmlformats.org/markup-compatibility/2006" xmlns:o="urn:schemas-microsoft-com:office:office" xmlns:r="http://schemas.openxmlformats.org/officeDocument/2006/relationships" xmlns:m="http://schemas.openxmlformats.org/officeDocument/2006/math" xmlns:v="urn:schemas-microsoft-com:vml" xmlns:wp14="http://schemas.microsoft.com/office/word/2010/wordprocessingDrawing" xmlns:wp="http://schemas.openxmlformats.org/drawingml/2006/wordprocessingDrawing" xmlns:w10="urn:schemas-microsoft-com:office:word" xmlns:w="http://schemas.openxmlformats.org/wordprocessingml/2006/main" xmlns:w14="http://schemas.microsoft.com/office/word/2010/wordml" xmlns:wpg="http://schemas.microsoft.com/office/word/2010/wordprocessingGroup" xmlns:wpi="http://schemas.microsoft.com/office/word/2010/wordprocessingInk" xmlns:wne="http://schemas.microsoft.com/office/word/2006/wordml" xmlns:wps="http://schemas.microsoft.com/office/word/2010/wordprocessingShape" mc:Ignorable="w14 wp14">
-  <w:docDefaults>
-    <w:rPrDefault>
-      <w:rPr>
-        <w:rFonts w:asciiTheme="minorHAnsi" w:eastAsiaTheme="minorHAnsi" w:hAnsiTheme="minorHAnsi" w:cstheme="minorBidi"/>
-        <w:sz w:val="22"/>
-        <w:szCs w:val="22"/>
-        <w:lang w:val="en-IN" w:eastAsia="en-US" w:bidi="ar-SA"/>
-      </w:rPr>
-    </w:rPrDefault>
-    <w:pPrDefault>
-      <w:pPr>
-        <w:spacing w:after="200" w:line="276" w:lineRule="auto"/>
-      </w:pPr>
-    </w:pPrDefault>
-  </w:docDefaults>
-  <w:latentStyles w:defLockedState="0" w:defUIPriority="99" w:defSemiHidden="1" w:defUnhideWhenUsed="1" w:defQFormat="0" w:count="267">
-    <w:lsdException w:name="Normal" w:semiHidden="0" w:uiPriority="0" w:unhideWhenUsed="0" w:qFormat="1"/>
-    <w:lsdException w:name="heading 1" w:semiHidden="0" w:uiPriority="9" w:unhideWhenUsed="0" w:qFormat="1"/>
-    <w:lsdException w:name="heading 2" w:uiPriority="9" w:qFormat="1"/>
-    <w:lsdException w:name="heading 3" w:uiPriority="9" w:qFormat="1"/>
-    <w:lsdException w:name="heading 4" w:uiPriority="9" w:qFormat="1"/>
-    <w:lsdException w:name="heading 5" w:uiPriority="9" w:qFormat="1"/>
-    <w:lsdException w:name="heading 6" w:uiPriority="9" w:qFormat="1"/>
-    <w:lsdException w:name="heading 7" w:uiPriority="9" w:qFormat="1"/>
-    <w:lsdException w:name="heading 8" w:uiPriority="9" w:qFormat="1"/>
-    <w:lsdException w:name="heading 9" w:uiPriority="9" w:qFormat="1"/>
-    <w:lsdException w:name="toc 1" w:uiPriority="39"/>
-    <w:lsdException w:name="toc 2" w:uiPriority="39"/>
-    <w:lsdException w:name="toc 3" w:uiPriority="39"/>
-    <w:lsdException w:name="toc 4" w:uiPriority="39"/>
-    <w:lsdException w:name="toc 5" w:uiPriority="39"/>
-    <w:lsdException w:name="toc 6" w:uiPriority="39"/>
-    <w:lsdException w:name="toc 7" w:uiPriority="39"/>
-    <w:lsdException w:name="toc 8" w:uiPriority="39"/>
-    <w:lsdException w:name="toc 9" w:uiPriority="39"/>
-    <w:lsdException w:name="caption" w:uiPriority="35" w:qFormat="1"/>
-    <w:lsdException w:name="Title" w:semiHidden="0" w:uiPriority="10" w:unhideWhenUsed="0" w:qFormat="1"/>
-    <w:lsdException w:name="Default Paragraph Font" w:uiPriority="1"/>
-    <w:lsdException w:name="Subtitle" w:semiHidden="0" w:uiPriority="11" w:unhideWhenUsed="0" w:qFormat="1"/>
-    <w:lsdException w:name="Strong" w:semiHidden="0" w:uiPriority="22" w:unhideWhenUsed="0" w:qFormat="1"/>
-    <w:lsdException w:name="Emphasis" w:semiHidden="0" w:uiPriority="20" w:unhideWhenUsed="0" w:qFormat="1"/>
-    <w:lsdException w:name="Table Grid" w:semiHidden="0" w:uiPriority="59" w:unhideWhenUsed="0"/>
-    <w:lsdException w:name="Placeholder Text" w:unhideWhenUsed="0"/>
-    <w:lsdException w:name="No Spacing" w:semiHidden="0" w:uiPriority="1" w:unhideWhenUsed="0" w:qFormat="1"/>
-    <w:lsdException w:name="Light Shading" w:semiHidden="0" w:uiPriority="60" w:unhideWhenUsed="0"/>
-    <w:lsdException w:name="Light List" w:semiHidden="0" w:uiPriority="61" w:unhideWhenUsed="0"/>
-    <w:lsdException w:name="Light Grid" w:semiHidden="0" w:uiPriority="62" w:unhideWhenUsed="0"/>
-    <w:lsdException w:name="Medium Shading 1" w:semiHidden="0" w:uiPriority="63" w:unhideWhenUsed="0"/>
-    <w:lsdException w:name="Medium Shading 2" w:semiHidden="0" w:uiPriority="64" w:unhideWhenUsed="0"/>
-    <w:lsdException w:name="Medium List 1" w:semiHidden="0" w:uiPriority="65" w:unhideWhenUsed="0"/>
-    <w:lsdException w:name="Medium List 2" w:semiHidden="0" w:uiPriority="66" w:unhideWhenUsed="0"/>
-    <w:lsdException w:name="Medium Grid 1" w:semiHidden="0" w:uiPriority="67" w:unhideWhenUsed="0"/>
-    <w:lsdException w:name="Medium Grid 2" w:semiHidden="0" w:uiPriority="68" w:unhideWhenUsed="0"/>
-    <w:lsdException w:name="Medium Grid 3" w:semiHidden="0" w:uiPriority="69" w:unhideWhenUsed="0"/>
-    <w:lsdException w:name="Dark List" w:semiHidden="0" w:uiPriority="70" w:unhideWhenUsed="0"/>
-    <w:lsdException w:name="Colorful Shading" w:semiHidden="0" w:uiPriority="71" w:unhideWhenUsed="0"/>
-    <w:lsdException w:name="Colorful List" w:semiHidden="0" w:uiPriority="72" w:unhideWhenUsed="0"/>
-    <w:lsdException w:name="Colorful Grid" w:semiHidden="0" w:uiPriority="73" w:unhideWhenUsed="0"/>
-    <w:lsdException w:name="Light Shading Accent 1" w:semiHidden="0" w:uiPriority="60" w:unhideWhenUsed="0"/>
-    <w:lsdException w:name="Light List Accent 1" w:semiHidden="0" w:uiPriority="61" w:unhideWhenUsed="0"/>
-    <w:lsdException w:name="Light Grid Accent 1" w:semiHidden="0" w:uiPriority="62" w:unhideWhenUsed="0"/>
-    <w:lsdException w:name="Medium Shading 1 Accent 1" w:semiHidden="0" w:uiPriority="63" w:unhideWhenUsed="0"/>
-    <w:lsdException w:name="Medium Shading 2 Accent 1" w:semiHidden="0" w:uiPriority="64" w:unhideWhenUsed="0"/>
-    <w:lsdException w:name="Medium List 1 Accent 1" w:semiHidden="0" w:uiPriority="65" w:unhideWhenUsed="0"/>
-    <w:lsdException w:name="Revision" w:unhideWhenUsed="0"/>
-    <w:lsdException w:name="List Paragraph" w:semiHidden="0" w:uiPriority="34" w:unhideWhenUsed="0" w:qFormat="1"/>
-    <w:lsdException w:name="Quote" w:semiHidden="0" w:uiPriority="29" w:unhideWhenUsed="0" w:qFormat="1"/>
-    <w:lsdException w:name="Intense Quote" w:semiHidden="0" w:uiPriority="30" w:unhideWhenUsed="0" w:qFormat="1"/>
-    <w:lsdException w:name="Medium List 2 Accent 1" w:semiHidden="0" w:uiPriority="66" w:unhideWhenUsed="0"/>
-    <w:lsdException w:name="Medium Grid 1 Accent 1" w:semiHidden="0" w:uiPriority="67" w:unhideWhenUsed="0"/>
-    <w:lsdException w:name="Medium Grid 2 Accent 1" w:semiHidden="0" w:uiPriority="68" w:unhideWhenUsed="0"/>
-    <w:lsdException w:name="Medium Grid 3 Accent 1" w:semiHidden="0" w:uiPriority="69" w:unhideWhenUsed="0"/>
-    <w:lsdException w:name="Dark List Accent 1" w:semiHidden="0" w:uiPriority="70" w:unhideWhenUsed="0"/>
-    <w:lsdException w:name="Colorful Shading Accent 1" w:semiHidden="0" w:uiPriority="71" w:unhideWhenUsed="0"/>
-    <w:lsdException w:name="Colorful List Accent 1" w:semiHidden="0" w:uiPriority="72" w:unhideWhenUsed="0"/>
-    <w:lsdException w:name="Colorful Grid Accent 1" w:semiHidden="0" w:uiPriority="73" w:unhideWhenUsed="0"/>
-    <w:lsdException w:name="Light Shading Accent 2" w:semiHidden="0" w:uiPriority="60" w:unhideWhenUsed="0"/>
-    <w:lsdException w:name="Light List Accent 2" w:semiHidden="0" w:uiPriority="61" w:unhideWhenUsed="0"/>
-    <w:lsdException w:name="Light Grid Accent 2" w:semiHidden="0" w:uiPriority="62" w:unhideWhenUsed="0"/>
-    <w:lsdException w:name="Medium Shading 1 Accent 2" w:semiHidden="0" w:uiPriority="63" w:unhideWhenUsed="0"/>
-    <w:lsdException w:name="Medium Shading 2 Accent 2" w:semiHidden="0" w:uiPriority="64" w:unhideWhenUsed="0"/>
-    <w:lsdException w:name="Medium List 1 Accent 2" w:semiHidden="0" w:uiPriority="65" w:unhideWhenUsed="0"/>
-    <w:lsdException w:name="Medium List 2 Accent 2" w:semiHidden="0" w:uiPriority="66" w:unhideWhenUsed="0"/>
-    <w:lsdException w:name="Medium Grid 1 Accent 2" w:semiHidden="0" w:uiPriority="67" w:unhideWhenUsed="0"/>
-    <w:lsdException w:name="Medium Grid 2 Accent 2" w:semiHidden="0" w:uiPriority="68" w:unhideWhenUsed="0"/>
-    <w:lsdException w:name="Medium Grid 3 Accent 2" w:semiHidden="0" w:uiPriority="69" w:unhideWhenUsed="0"/>
-    <w:lsdException w:name="Dark List Accent 2" w:semiHidden="0" w:uiPriority="70" w:unhideWhenUsed="0"/>
-    <w:lsdException w:name="Colorful Shading Accent 2" w:semiHidden="0" w:uiPriority="71" w:unhideWhenUsed="0"/>
-    <w:lsdException w:name="Colorful List Accent 2" w:semiHidden="0" w:uiPriority="72" w:unhideWhenUsed="0"/>
-    <w:lsdException w:name="Colorful Grid Accent 2" w:semiHidden="0" w:uiPriority="73" w:unhideWhenUsed="0"/>
-    <w:lsdException w:name="Light Shading Accent 3" w:semiHidden="0" w:uiPriority="60" w:unhideWhenUsed="0"/>
-    <w:lsdException w:name="Light List Accent 3" w:semiHidden="0" w:uiPriority="61" w:unhideWhenUsed="0"/>
-    <w:lsdException w:name="Light Grid Accent 3" w:semiHidden="0" w:uiPriority="62" w:unhideWhenUsed="0"/>
-    <w:lsdException w:name="Medium Shading 1 Accent 3" w:semiHidden="0" w:uiPriority="63" w:unhideWhenUsed="0"/>
-    <w:lsdException w:name="Medium Shading 2 Accent 3" w:semiHidden="0" w:uiPriority="64" w:unhideWhenUsed="0"/>
-    <w:lsdException w:name="Medium List 1 Accent 3" w:semiHidden="0" w:uiPriority="65" w:unhideWhenUsed="0"/>
-    <w:lsdException w:name="Medium List 2 Accent 3" w:semiHidden="0" w:uiPriority="66" w:unhideWhenUsed="0"/>
-    <w:lsdException w:name="Medium Grid 1 Accent 3" w:semiHidden="0" w:uiPriority="67" w:unhideWhenUsed="0"/>
-    <w:lsdException w:name="Medium Grid 2 Accent 3" w:semiHidden="0" w:uiPriority="68" w:unhideWhenUsed="0"/>
-    <w:lsdException w:name="Medium Grid 3 Accent 3" w:semiHidden="0" w:uiPriority="69" w:unhideWhenUsed="0"/>
-    <w:lsdException w:name="Dark List Accent 3" w:semiHidden="0" w:uiPriority="70" w:unhideWhenUsed="0"/>
-    <w:lsdException w:name="Colorful Shading Accent 3" w:semiHidden="0" w:uiPriority="71" w:unhideWhenUsed="0"/>
-    <w:lsdException w:name="Colorful List Accent 3" w:semiHidden="0" w:uiPriority="72" w:unhideWhenUsed="0"/>
-    <w:lsdException w:name="Colorful Grid Accent 3" w:semiHidden="0" w:uiPriority="73" w:unhideWhenUsed="0"/>
-    <w:lsdException w:name="Light Shading Accent 4" w:semiHidden="0" w:uiPriority="60" w:unhideWhenUsed="0"/>
-    <w:lsdException w:name="Light List Accent 4" w:semiHidden="0" w:uiPriority="61" w:unhideWhenUsed="0"/>
-    <w:lsdException w:name="Light Grid Accent 4" w:semiHidden="0" w:uiPriority="62" w:unhideWhenUsed="0"/>
-    <w:lsdException w:name="Medium Shading 1 Accent 4" w:semiHidden="0" w:uiPriority="63" w:unhideWhenUsed="0"/>
-    <w:lsdException w:name="Medium Shading 2 Accent 4" w:semiHidden="0" w:uiPriority="64" w:unhideWhenUsed="0"/>
-    <w:lsdException w:name="Medium List 1 Accent 4" w:semiHidden="0" w:uiPriority="65" w:unhideWhenUsed="0"/>
-    <w:lsdException w:name="Medium List 2 Accent 4" w:semiHidden="0" w:uiPriority="66" w:unhideWhenUsed="0"/>
-    <w:lsdException w:name="Medium Grid 1 Accent 4" w:semiHidden="0" w:uiPriority="67" w:unhideWhenUsed="0"/>
-    <w:lsdException w:name="Medium Grid 2 Accent 4" w:semiHidden="0" w:uiPriority="68" w:unhideWhenUsed="0"/>
-    <w:lsdException w:name="Medium Grid 3 Accent 4" w:semiHidden="0" w:uiPriority="69" w:unhideWhenUsed="0"/>
-    <w:lsdException w:name="Dark List Accent 4" w:semiHidden="0" w:uiPriority="70" w:unhideWhenUsed="0"/>
-    <w:lsdException w:name="Colorful Shading Accent 4" w:semiHidden="0" w:uiPriority="71" w:unhideWhenUsed="0"/>
-    <w:lsdException w:name="Colorful List Accent 4" w:semiHidden="0" w:uiPriority="72" w:unhideWhenUsed="0"/>
-    <w:lsdException w:name="Colorful Grid Accent 4" w:semiHidden="0" w:uiPriority="73" w:unhideWhenUsed="0"/>
-    <w:lsdException w:name="Light Shading Accent 5" w:semiHidden="0" w:uiPriority="60" w:unhideWhenUsed="0"/>
-    <w:lsdException w:name="Light List Accent 5" w:semiHidden="0" w:uiPriority="61" w:unhideWhenUsed="0"/>
-    <w:lsdException w:name="Light Grid Accent 5" w:semiHidden="0" w:uiPriority="62" w:unhideWhenUsed="0"/>
-    <w:lsdException w:name="Medium Shading 1 Accent 5" w:semiHidden="0" w:uiPriority="63" w:unhideWhenUsed="0"/>
-    <w:lsdException w:name="Medium Shading 2 Accent 5" w:semiHidden="0" w:uiPriority="64" w:unhideWhenUsed="0"/>
-    <w:lsdException w:name="Medium List 1 Accent 5" w:semiHidden="0" w:uiPriority="65" w:unhideWhenUsed="0"/>
-    <w:lsdException w:name="Medium List 2 Accent 5" w:semiHidden="0" w:uiPriority="66" w:unhideWhenUsed="0"/>
-    <w:lsdException w:name="Medium Grid 1 Accent 5" w:semiHidden="0" w:uiPriority="67" w:unhideWhenUsed="0"/>
-    <w:lsdException w:name="Medium Grid 2 Accent 5" w:semiHidden="0" w:uiPriority="68" w:unhideWhenUsed="0"/>
-    <w:lsdException w:name="Medium Grid 3 Accent 5" w:semiHidden="0" w:uiPriority="69" w:unhideWhenUsed="0"/>
-    <w:lsdException w:name="Dark List Accent 5" w:semiHidden="0" w:uiPriority="70" w:unhideWhenUsed="0"/>
-    <w:lsdException w:name="Colorful Shading Accent 5" w:semiHidden="0" w:uiPriority="71" w:unhideWhenUsed="0"/>
-    <w:lsdException w:name="Colorful List Accent 5" w:semiHidden="0" w:uiPriority="72" w:unhideWhenUsed="0"/>
-    <w:lsdException w:name="Colorful Grid Accent 5" w:semiHidden="0" w:uiPriority="73" w:unhideWhenUsed="0"/>
-    <w:lsdException w:name="Light Shading Accent 6" w:semiHidden="0" w:uiPriority="60" w:unhideWhenUsed="0"/>
-    <w:lsdException w:name="Light List Accent 6" w:semiHidden="0" w:uiPriority="61" w:unhideWhenUsed="0"/>
-    <w:lsdException w:name="Light Grid Accent 6" w:semiHidden="0" w:uiPriority="62" w:unhideWhenUsed="0"/>
-    <w:lsdException w:name="Medium Shading 1 Accent 6" w:semiHidden="0" w:uiPriority="63" w:unhideWhenUsed="0"/>
-    <w:lsdException w:name="Medium Shading 2 Accent 6" w:semiHidden="0" w:uiPriority="64" w:unhideWhenUsed="0"/>
-    <w:lsdException w:name="Medium List 1 Accent 6" w:semiHidden="0" w:uiPriority="65" w:unhideWhenUsed="0"/>
-    <w:lsdException w:name="Medium List 2 Accent 6" w:semiHidden="0" w:uiPriority="66" w:unhideWhenUsed="0"/>
-    <w:lsdException w:name="Medium Grid 1 Accent 6" w:semiHidden="0" w:uiPriority="67" w:unhideWhenUsed="0"/>
-    <w:lsdException w:name="Medium Grid 2 Accent 6" w:semiHidden="0" w:uiPriority="68" w:unhideWhenUsed="0"/>
-    <w:lsdException w:name="Medium Grid 3 Accent 6" w:semiHidden="0" w:uiPriority="69" w:unhideWhenUsed="0"/>
-    <w:lsdException w:name="Dark List Accent 6" w:semiHidden="0" w:uiPriority="70" w:unhideWhenUsed="0"/>
-    <w:lsdException w:name="Colorful Shading Accent 6" w:semiHidden="0" w:uiPriority="71" w:unhideWhenUsed="0"/>
-    <w:lsdException w:name="Colorful List Accent 6" w:semiHidden="0" w:uiPriority="72" w:unhideWhenUsed="0"/>
-    <w:lsdException w:name="Colorful Grid Accent 6" w:semiHidden="0" w:uiPriority="73" w:unhideWhenUsed="0"/>
-    <w:lsdException w:name="Subtle Emphasis" w:semiHidden="0" w:uiPriority="19" w:unhideWhenUsed="0" w:qFormat="1"/>
-    <w:lsdException w:name="Intense Emphasis" w:semiHidden="0" w:uiPriority="21" w:unhideWhenUsed="0" w:qFormat="1"/>
-    <w:lsdException w:name="Subtle Reference" w:semiHidden="0" w:uiPriority="31" w:unhideWhenUsed="0" w:qFormat="1"/>
-    <w:lsdException w:name="Intense Reference" w:semiHidden="0" w:uiPriority="32" w:unhideWhenUsed="0" w:qFormat="1"/>
-    <w:lsdException w:name="Book Title" w:semiHidden="0" w:uiPriority="33" w:unhideWhenUsed="0" w:qFormat="1"/>
-    <w:lsdException w:name="Bibliography" w:uiPriority="37"/>
-    <w:lsdException w:name="TOC Heading" w:uiPriority="39" w:qFormat="1"/>
+  <w:latentStyles w:defLockedState="0" w:defUIPriority="99" w:defSemiHidden="0" w:defUnhideWhenUsed="0" w:defQFormat="0" w:count="376">
+    <w:lsdException w:name="Normal" w:uiPriority="0" w:qFormat="1"/>
+    <w:lsdException w:name="heading 1" w:uiPriority="9" w:qFormat="1"/>
+    <w:lsdException w:name="heading 2" w:semiHidden="1" w:uiPriority="9" w:unhideWhenUsed="1" w:qFormat="1"/>
+    <w:lsdException w:name="heading 3" w:semiHidden="1" w:uiPriority="9" w:unhideWhenUsed="1" w:qFormat="1"/>
+    <w:lsdException w:name="heading 4" w:semiHidden="1" w:uiPriority="9" w:unhideWhenUsed="1" w:qFormat="1"/>
+    <w:lsdException w:name="heading 5" w:semiHidden="1" w:uiPriority="9" w:unhideWhenUsed="1" w:qFormat="1"/>
+    <w:lsdException w:name="heading 6" w:semiHidden="1" w:uiPriority="9" w:unhideWhenUsed="1" w:qFormat="1"/>
+    <w:lsdException w:name="heading 7" w:semiHidden="1" w:uiPriority="9" w:unhideWhenUsed="1" w:qFormat="1"/>
+    <w:lsdException w:name="heading 8" w:semiHidden="1" w:uiPriority="9" w:unhideWhenUsed="1" w:qFormat="1"/>
+    <w:lsdException w:name="heading 9" w:semiHidden="1" w:uiPriority="9" w:unhideWhenUsed="1" w:qFormat="1"/>
+    <w:lsdException w:name="index 1" w:semiHidden="1" w:unhideWhenUsed="1"/>
+    <w:lsdException w:name="index 2" w:semiHidden="1" w:unhideWhenUsed="1"/>
+    <w:lsdException w:name="index 3" w:semiHidden="1" w:unhideWhenUsed="1"/>
+    <w:lsdException w:name="index 4" w:semiHidden="1" w:unhideWhenUsed="1"/>
+    <w:lsdException w:name="index 5" w:semiHidden="1" w:unhideWhenUsed="1"/>
+    <w:lsdException w:name="index 6" w:semiHidden="1" w:unhideWhenUsed="1"/>
+    <w:lsdException w:name="index 7" w:semiHidden="1" w:unhideWhenUsed="1"/>
+    <w:lsdException w:name="index 8" w:semiHidden="1" w:unhideWhenUsed="1"/>
+    <w:lsdException w:name="index 9" w:semiHidden="1" w:unhideWhenUsed="1"/>
+    <w:lsdException w:name="toc 1" w:semiHidden="1" w:uiPriority="39" w:unhideWhenUsed="1"/>
+    <w:lsdException w:name="toc 2" w:semiHidden="1" w:uiPriority="39" w:unhideWhenUsed="1"/>
+    <w:lsdException w:name="toc 3" w:semiHidden="1" w:uiPriority="39" w:unhideWhenUsed="1"/>
+    <w:lsdException w:name="toc 4" w:semiHidden="1" w:uiPriority="39" w:unhideWhenUsed="1"/>
+    <w:lsdException w:name="toc 5" w:semiHidden="1" w:uiPriority="39" w:unhideWhenUsed="1"/>
+    <w:lsdException w:name="toc 6" w:semiHidden="1" w:uiPriority="39" w:unhideWhenUsed="1"/>
+    <w:lsdException w:name="toc 7" w:semiHidden="1" w:uiPriority="39" w:unhideWhenUsed="1"/>
+    <w:lsdException w:name="toc 8" w:semiHidden="1" w:uiPriority="39" w:unhideWhenUsed="1"/>
+    <w:lsdException w:name="toc 9" w:semiHidden="1" w:uiPriority="39" w:unhideWhenUsed="1"/>
+    <w:lsdException w:name="Normal Indent" w:semiHidden="1" w:unhideWhenUsed="1"/>
+    <w:lsdException w:name="footnote text" w:semiHidden="1" w:unhideWhenUsed="1"/>
+    <w:lsdException w:name="annotation text" w:semiHidden="1" w:unhideWhenUsed="1"/>
+    <w:lsdException w:name="header" w:semiHidden="1" w:unhideWhenUsed="1"/>
+    <w:lsdException w:name="footer" w:semiHidden="1" w:unhideWhenUsed="1"/>
+    <w:lsdException w:name="index heading" w:semiHidden="1" w:unhideWhenUsed="1"/>
+    <w:lsdException w:name="caption" w:semiHidden="1" w:uiPriority="35" w:unhideWhenUsed="1" w:qFormat="1"/>
+    <w:lsdException w:name="table of figures" w:semiHidden="1" w:unhideWhenUsed="1"/>
+    <w:lsdException w:name="envelope address" w:semiHidden="1" w:unhideWhenUsed="1"/>
+    <w:lsdException w:name="envelope return" w:semiHidden="1" w:unhideWhenUsed="1"/>
+    <w:lsdException w:name="footnote reference" w:semiHidden="1" w:unhideWhenUsed="1"/>
+    <w:lsdException w:name="annotation reference" w:semiHidden="1" w:unhideWhenUsed="1"/>
+    <w:lsdException w:name="line number" w:semiHidden="1" w:unhideWhenUsed="1"/>
+    <w:lsdException w:name="page number" w:semiHidden="1" w:unhideWhenUsed="1"/>
+    <w:lsdException w:name="endnote reference" w:semiHidden="1" w:unhideWhenUsed="1"/>
+    <w:lsdException w:name="endnote text" w:semiHidden="1" w:unhideWhenUsed="1"/>
+    <w:lsdException w:name="table of authorities" w:semiHidden="1" w:unhideWhenUsed="1"/>
+    <w:lsdException w:name="macro" w:semiHidden="1" w:unhideWhenUsed="1"/>
+    <w:lsdException w:name="toa heading" w:semiHidden="1" w:unhideWhenUsed="1"/>
+    <w:lsdException w:name="List" w:semiHidden="1" w:unhideWhenUsed="1"/>
+    <w:lsdException w:name="List Bullet" w:semiHidden="1" w:unhideWhenUsed="1"/>
+    <w:lsdException w:name="List Number" w:semiHidden="1" w:unhideWhenUsed="1"/>
+    <w:lsdException w:name="List 2" w:semiHidden="1" w:unhideWhenUsed="1"/>
+    <w:lsdException w:name="List 3" w:semiHidden="1" w:unhideWhenUsed="1"/>
+    <w:lsdException w:name="List 4" w:semiHidden="1" w:unhideWhenUsed="1"/>
+    <w:lsdException w:name="List 5" w:semiHidden="1" w:unhideWhenUsed="1"/>
+    <w:lsdException w:name="List Bullet 2" w:semiHidden="1" w:unhideWhenUsed="1"/>
+    <w:lsdException w:name="List Bullet 3" w:semiHidden="1" w:unhideWhenUsed="1"/>
+    <w:lsdException w:name="List Bullet 4" w:semiHidden="1" w:unhideWhenUsed="1"/>
+    <w:lsdException w:name="List Bullet 5" w:semiHidden="1" w:unhideWhenUsed="1"/>
+    <w:lsdException w:name="List Number 2" w:semiHidden="1" w:unhideWhenUsed="1"/>
+    <w:lsdException w:name="List Number 3" w:semiHidden="1" w:unhideWhenUsed="1"/>
+    <w:lsdException w:name="List Number 4" w:semiHidden="1" w:unhideWhenUsed="1"/>
+    <w:lsdException w:name="List Number 5" w:semiHidden="1" w:unhideWhenUsed="1"/>
+    <w:lsdException w:name="Title" w:uiPriority="10" w:qFormat="1"/>
+    <w:lsdException w:name="Closing" w:semiHidden="1" w:unhideWhenUsed="1"/>
+    <w:lsdException w:name="Signature" w:semiHidden="1" w:unhideWhenUsed="1"/>
+    <w:lsdException w:name="Default Paragraph Font" w:semiHidden="1" w:uiPriority="1" w:unhideWhenUsed="1"/>
+    <w:lsdException w:name="Body Text" w:semiHidden="1" w:unhideWhenUsed="1"/>
+    <w:lsdException w:name="Body Text Indent" w:semiHidden="1" w:unhideWhenUsed="1"/>
+    <w:lsdException w:name="List Continue" w:semiHidden="1" w:unhideWhenUsed="1"/>
+    <w:lsdException w:name="List Continue 2" w:semiHidden="1" w:unhideWhenUsed="1"/>
+    <w:lsdException w:name="List Continue 3" w:semiHidden="1" w:unhideWhenUsed="1"/>
+    <w:lsdException w:name="List Continue 4" w:semiHidden="1" w:unhideWhenUsed="1"/>
+    <w:lsdException w:name="List Continue 5" w:semiHidden="1" w:unhideWhenUsed="1"/>
+    <w:lsdException w:name="Message Header" w:semiHidden="1" w:unhideWhenUsed="1"/>
+    <w:lsdException w:name="Subtitle" w:uiPriority="11" w:qFormat="1"/>
+    <w:lsdException w:name="Salutation" w:semiHidden="1" w:unhideWhenUsed="1"/>
+    <w:lsdException w:name="Date" w:semiHidden="1" w:unhideWhenUsed="1"/>
+    <w:lsdException w:name="Body Text First Indent" w:semiHidden="1" w:unhideWhenUsed="1"/>
+    <w:lsdException w:name="Body Text First Indent 2" w:semiHidden="1" w:unhideWhenUsed="1"/>
+    <w:lsdException w:name="Note Heading" w:semiHidden="1" w:unhideWhenUsed="1"/>
+    <w:lsdException w:name="Body Text 2" w:semiHidden="1" w:unhideWhenUsed="1"/>
+    <w:lsdException w:name="Body Text 3" w:semiHidden="1" w:unhideWhenUsed="1"/>
+    <w:lsdException w:name="Body Text Indent 2" w:semiHidden="1" w:unhideWhenUsed="1"/>
+    <w:lsdException w:name="Body Text Indent 3" w:semiHidden="1" w:unhideWhenUsed="1"/>
+    <w:lsdException w:name="Block Text" w:semiHidden="1" w:unhideWhenUsed="1"/>
+    <w:lsdException w:name="Hyperlink" w:semiHidden="1" w:unhideWhenUsed="1"/>
+    <w:lsdException w:name="FollowedHyperlink" w:semiHidden="1" w:unhideWhenUsed="1"/>
+    <w:lsdException w:name="Strong" w:uiPriority="22" w:qFormat="1"/>
+    <w:lsdException w:name="Emphasis" w:uiPriority="20" w:qFormat="1"/>
+    <w:lsdException w:name="Document Map" w:semiHidden="1" w:unhideWhenUsed="1"/>
+    <w:lsdException w:name="Plain Text" w:semiHidden="1" w:unhideWhenUsed="1"/>
+    <w:lsdException w:name="E-mail Signature" w:semiHidden="1" w:unhideWhenUsed="1"/>
+    <w:lsdException w:name="HTML Top of Form" w:semiHidden="1" w:unhideWhenUsed="1"/>
+    <w:lsdException w:name="HTML Bottom of Form" w:semiHidden="1" w:unhideWhenUsed="1"/>
+    <w:lsdException w:name="Normal (Web)" w:semiHidden="1" w:unhideWhenUsed="1"/>
+    <w:lsdException w:name="HTML Acronym" w:semiHidden="1" w:unhideWhenUsed="1"/>
+    <w:lsdException w:name="HTML Address" w:semiHidden="1" w:unhideWhenUsed="1"/>
+    <w:lsdException w:name="HTML Cite" w:semiHidden="1" w:unhideWhenUsed="1"/>
+    <w:lsdException w:name="HTML Code" w:semiHidden="1" w:unhideWhenUsed="1"/>
+    <w:lsdException w:name="HTML Definition" w:semiHidden="1" w:unhideWhenUsed="1"/>
+    <w:lsdException w:name="HTML Keyboard" w:semiHidden="1" w:unhideWhenUsed="1"/>
+    <w:lsdException w:name="HTML Preformatted" w:semiHidden="1" w:unhideWhenUsed="1"/>
+    <w:lsdException w:name="HTML Sample" w:semiHidden="1" w:unhideWhenUsed="1"/>
+    <w:lsdException w:name="HTML Typewriter" w:semiHidden="1" w:unhideWhenUsed="1"/>
+    <w:lsdException w:name="HTML Variable" w:semiHidden="1" w:unhideWhenUsed="1"/>
+    <w:lsdException w:name="Normal Table" w:semiHidden="1" w:unhideWhenUsed="1"/>
+    <w:lsdException w:name="annotation subject" w:semiHidden="1" w:unhideWhenUsed="1"/>
+    <w:lsdException w:name="No List" w:semiHidden="1" w:unhideWhenUsed="1"/>
+    <w:lsdException w:name="Outline List 1" w:semiHidden="1" w:unhideWhenUsed="1"/>
+    <w:lsdException w:name="Outline List 2" w:semiHidden="1" w:unhideWhenUsed="1"/>
+    <w:lsdException w:name="Outline List 3" w:semiHidden="1" w:unhideWhenUsed="1"/>
+    <w:lsdException w:name="Table Simple 1" w:semiHidden="1" w:unhideWhenUsed="1"/>
+    <w:lsdException w:name="Table Simple 2" w:semiHidden="1" w:unhideWhenUsed="1"/>
+    <w:lsdException w:name="Table Simple 3" w:semiHidden="1" w:unhideWhenUsed="1"/>
+    <w:lsdException w:name="Table Classic 1" w:semiHidden="1" w:unhideWhenUsed="1"/>
+    <w:lsdException w:name="Table Classic 2" w:semiHidden="1" w:unhideWhenUsed="1"/>
+    <w:lsdException w:name="Table Classic 3" w:semiHidden="1" w:unhideWhenUsed="1"/>
+    <w:lsdException w:name="Table Classic 4" w:semiHidden="1" w:unhideWhenUsed="1"/>
+    <w:lsdException w:name="Table Colorful 1" w:semiHidden="1" w:unhideWhenUsed="1"/>
+    <w:lsdException w:name="Table Colorful 2" w:semiHidden="1" w:unhideWhenUsed="1"/>
+    <w:lsdException w:name="Table Colorful 3" w:semiHidden="1" w:unhideWhenUsed="1"/>
+    <w:lsdException w:name="Table Columns 1" w:semiHidden="1" w:unhideWhenUsed="1"/>
+    <w:lsdException w:name="Table Columns 2" w:semiHidden="1" w:unhideWhenUsed="1"/>
+    <w:lsdException w:name="Table Columns 3" w:semiHidden="1" w:unhideWhenUsed="1"/>
+    <w:lsdException w:name="Table Columns 4" w:semiHidden="1" w:unhideWhenUsed="1"/>
+    <w:lsdException w:name="Table Columns 5" w:semiHidden="1" w:unhideWhenUsed="1"/>
+    <w:lsdException w:name="Table Grid 1" w:semiHidden="1" w:unhideWhenUsed="1"/>
+    <w:lsdException w:name="Table Grid 2" w:semiHidden="1" w:unhideWhenUsed="1"/>
+    <w:lsdException w:name="Table Grid 3" w:semiHidden="1" w:unhideWhenUsed="1"/>
+    <w:lsdException w:name="Table Grid 4" w:semiHidden="1" w:unhideWhenUsed="1"/>
+    <w:lsdException w:name="Table Grid 5" w:semiHidden="1" w:unhideWhenUsed="1"/>
+    <w:lsdException w:name="Table Grid 6" w:semiHidden="1" w:unhideWhenUsed="1"/>
+    <w:lsdException w:name="Table Grid 7" w:semiHidden="1" w:unhideWhenUsed="1"/>
+    <w:lsdException w:name="Table Grid 8" w:semiHidden="1" w:unhideWhenUsed="1"/>
+    <w:lsdException w:name="Table List 1" w:semiHidden="1" w:unhideWhenUsed="1"/>
+    <w:lsdException w:name="Table List 2" w:semiHidden="1" w:unhideWhenUsed="1"/>
+    <w:lsdException w:name="Table List 3" w:semiHidden="1" w:unhideWhenUsed="1"/>
+    <w:lsdException w:name="Table List 4" w:semiHidden="1" w:unhideWhenUsed="1"/>
+    <w:lsdException w:name="Table List 5" w:semiHidden="1" w:unhideWhenUsed="1"/>
+    <w:lsdException w:name="Table List 6" w:semiHidden="1" w:unhideWhenUsed="1"/>
+    <w:lsdException w:name="Table List 7" w:semiHidden="1" w:unhideWhenUsed="1"/>
+    <w:lsdException w:name="Table List 8" w:semiHidden="1" w:unhideWhenUsed="1"/>
+    <w:lsdException w:name="Table 3D effects 1" w:semiHidden="1" w:unhideWhenUsed="1"/>
+    <w:lsdException w:name="Table 3D effects 2" w:semiHidden="1" w:unhideWhenUsed="1"/>
+    <w:lsdException w:name="Table 3D effects 3" w:semiHidden="1" w:unhideWhenUsed="1"/>
+    <w:lsdException w:name="Table Contemporary" w:semiHidden="1" w:unhideWhenUsed="1"/>
+    <w:lsdException w:name="Table Elegant" w:semiHidden="1" w:unhideWhenUsed="1"/>
+    <w:lsdException w:name="Table Professional" w:semiHidden="1" w:unhideWhenUsed="1"/>
+    <w:lsdException w:name="Table Subtle 1" w:semiHidden="1" w:unhideWhenUsed="1"/>
+    <w:lsdException w:name="Table Subtle 2" w:semiHidden="1" w:unhideWhenUsed="1"/>
+    <w:lsdException w:name="Table Web 1" w:semiHidden="1" w:unhideWhenUsed="1"/>
+    <w:lsdException w:name="Table Web 2" w:semiHidden="1" w:unhideWhenUsed="1"/>
+    <w:lsdException w:name="Table Web 3" w:semiHidden="1" w:unhideWhenUsed="1"/>
+    <w:lsdException w:name="Balloon Text" w:semiHidden="1" w:unhideWhenUsed="1"/>
+    <w:lsdException w:name="Table Grid" w:uiPriority="59"/>
+    <w:lsdException w:name="Table Theme" w:semiHidden="1" w:unhideWhenUsed="1"/>
+    <w:lsdException w:name="Placeholder Text" w:semiHidden="1"/>
+    <w:lsdException w:name="No Spacing" w:uiPriority="1" w:qFormat="1"/>
+    <w:lsdException w:name="Light Shading" w:uiPriority="60"/>
+    <w:lsdException w:name="Light List" w:uiPriority="61"/>
+    <w:lsdException w:name="Light Grid" w:uiPriority="62"/>
+    <w:lsdException w:name="Medium Shading 1" w:uiPriority="63"/>
+    <w:lsdException w:name="Medium Shading 2" w:uiPriority="64"/>
+    <w:lsdException w:name="Medium List 1" w:uiPriority="65"/>
+    <w:lsdException w:name="Medium List 2" w:uiPriority="66"/>
+    <w:lsdException w:name="Medium Grid 1" w:uiPriority="67"/>
+    <w:lsdException w:name="Medium Grid 2" w:uiPriority="68"/>
+    <w:lsdException w:name="Medium Grid 3" w:uiPriority="69"/>
+    <w:lsdException w:name="Dark List" w:uiPriority="70"/>
+    <w:lsdException w:name="Colorful Shading" w:uiPriority="71"/>
+    <w:lsdException w:name="Colorful List" w:uiPriority="72"/>
+    <w:lsdException w:name="Colorful Grid" w:uiPriority="73"/>
+    <w:lsdException w:name="Light Shading Accent 1" w:uiPriority="60"/>
+    <w:lsdException w:name="Light List Accent 1" w:uiPriority="61"/>
+    <w:lsdException w:name="Light Grid Accent 1" w:uiPriority="62"/>
+    <w:lsdException w:name="Medium Shading 1 Accent 1" w:uiPriority="63"/>
+    <w:lsdException w:name="Medium Shading 2 Accent 1" w:uiPriority="64"/>
+    <w:lsdException w:name="Medium List 1 Accent 1" w:uiPriority="65"/>
+    <w:lsdException w:name="Revision" w:semiHidden="1"/>
+    <w:lsdException w:name="List Paragraph" w:uiPriority="34" w:qFormat="1"/>
+    <w:lsdException w:name="Quote" w:uiPriority="29" w:qFormat="1"/>
+    <w:lsdException w:name="Intense Quote" w:uiPriority="30" w:qFormat="1"/>
+    <w:lsdException w:name="Medium List 2 Accent 1" w:uiPriority="66"/>
+    <w:lsdException w:name="Medium Grid 1 Accent 1" w:uiPriority="67"/>
+    <w:lsdException w:name="Medium Grid 2 Accent 1" w:uiPriority="68"/>
+    <w:lsdException w:name="Medium Grid 3 Accent 1" w:uiPriority="69"/>
+    <w:lsdException w:name="Dark List Accent 1" w:uiPriority="70"/>
+    <w:lsdException w:name="Colorful Shading Accent 1" w:uiPriority="71"/>
+    <w:lsdException w:name="Colorful List Accent 1" w:uiPriority="72"/>
+    <w:lsdException w:name="Colorful Grid Accent 1" w:uiPriority="73"/>
+    <w:lsdException w:name="Light Shading Accent 2" w:uiPriority="60"/>
+    <w:lsdException w:name="Light List Accent 2" w:uiPriority="61"/>
+    <w:lsdException w:name="Light Grid Accent 2" w:uiPriority="62"/>
+    <w:lsdException w:name="Medium Shading 1 Accent 2" w:uiPriority="63"/>
+    <w:lsdException w:name="Medium Shading 2 Accent 2" w:uiPriority="64"/>
+    <w:lsdException w:name="Medium List 1 Accent 2" w:uiPriority="65"/>
+    <w:lsdException w:name="Medium List 2 Accent 2" w:uiPriority="66"/>
+    <w:lsdException w:name="Medium Grid 1 Accent 2" w:uiPriority="67"/>
+    <w:lsdException w:name="Medium Grid 2 Accent 2" w:uiPriority="68"/>
+    <w:lsdException w:name="Medium Grid 3 Accent 2" w:uiPriority="69"/>
+    <w:lsdException w:name="Dark List Accent 2" w:uiPriority="70"/>
+    <w:lsdException w:name="Colorful Shading Accent 2" w:uiPriority="71"/>
+    <w:lsdException w:name="Colorful List Accent 2" w:uiPriority="72"/>
+    <w:lsdException w:name="Colorful Grid Accent 2" w:uiPriority="73"/>
+    <w:lsdException w:name="Light Shading Accent 3" w:uiPriority="60"/>
+    <w:lsdException w:name="Light List Accent 3" w:uiPriority="61"/>
+    <w:lsdException w:name="Light Grid Accent 3" w:uiPriority="62"/>
+    <w:lsdException w:name="Medium Shading 1 Accent 3" w:uiPriority="63"/>
+    <w:lsdException w:name="Medium Shading 2 Accent 3" w:uiPriority="64"/>
+    <w:lsdException w:name="Medium List 1 Accent 3" w:uiPriority="65"/>
+    <w:lsdException w:name="Medium List 2 Accent 3" w:uiPriority="66"/>
+    <w:lsdException w:name="Medium Grid 1 Accent 3" w:uiPriority="67"/>
+    <w:lsdException w:name="Medium Grid 2 Accent 3" w:uiPriority="68"/>
+    <w:lsdException w:name="Medium Grid 3 Accent 3" w:uiPriority="69"/>
+    <w:lsdException w:name="Dark List Accent 3" w:uiPriority="70"/>
+    <w:lsdException w:name="Colorful Shading Accent 3" w:uiPriority="71"/>
+    <w:lsdException w:name="Colorful List Accent 3" w:uiPriority="72"/>
+    <w:lsdException w:name="Colorful Grid Accent 3" w:uiPriority="73"/>
+    <w:lsdException w:name="Light Shading Accent 4" w:uiPriority="60"/>
+    <w:lsdException w:name="Light List Accent 4" w:uiPriority="61"/>
+    <w:lsdException w:name="Light Grid Accent 4" w:uiPriority="62"/>
+    <w:lsdException w:name="Medium Shading 1 Accent 4" w:uiPriority="63"/>
+    <w:lsdException w:name="Medium Shading 2 Accent 4" w:uiPriority="64"/>
+    <w:lsdException w:name="Medium List 1 Accent 4" w:uiPriority="65"/>
+    <w:lsdException w:name="Medium List 2 Accent 4" w:uiPriority="66"/>
+    <w:lsdException w:name="Medium Grid 1 Accent 4" w:uiPriority="67"/>
+    <w:lsdException w:name="Medium Grid 2 Accent 4" w:uiPriority="68"/>
+    <w:lsdException w:name="Medium Grid 3 Accent 4" w:uiPriority="69"/>
+    <w:lsdException w:name="Dark List Accent 4" w:uiPriority="70"/>
+    <w:lsdException w:name="Colorful Shading Accent 4" w:uiPriority="71"/>
+    <w:lsdException w:name="Colorful List Accent 4" w:uiPriority="72"/>
+    <w:lsdException w:name="Colorful Grid Accent 4" w:uiPriority="73"/>
+    <w:lsdException w:name="Light Shading Accent 5" w:uiPriority="60"/>
+    <w:lsdException w:name="Light List Accent 5" w:uiPriority="61"/>
+    <w:lsdException w:name="Light Grid Accent 5" w:uiPriority="62"/>
+    <w:lsdException w:name="Medium Shading 1 Accent 5" w:uiPriority="63"/>
+    <w:lsdException w:name="Medium Shading 2 Accent 5" w:uiPriority="64"/>
+    <w:lsdException w:name="Medium List 1 Accent 5" w:uiPriority="65"/>
+    <w:lsdException w:name="Medium List 2 Accent 5" w:uiPriority="66"/>
+    <w:lsdException w:name="Medium Grid 1 Accent 5" w:uiPriority="67"/>
+    <w:lsdException w:name="Medium Grid 2 Accent 5" w:uiPriority="68"/>
+    <w:lsdException w:name="Medium Grid 3 Accent 5" w:uiPriority="69"/>
+    <w:lsdException w:name="Dark List Accent 5" w:uiPriority="70"/>
+    <w:lsdException w:name="Colorful Shading Accent 5" w:uiPriority="71"/>
+    <w:lsdException w:name="Colorful List Accent 5" w:uiPriority="72"/>
+    <w:lsdException w:name="Colorful Grid Accent 5" w:uiPriority="73"/>
+    <w:lsdException w:name="Light Shading Accent 6" w:uiPriority="60"/>
+    <w:lsdException w:name="Light List Accent 6" w:uiPriority="61"/>
+    <w:lsdException w:name="Light Grid Accent 6" w:uiPriority="62"/>
+    <w:lsdException w:name="Medium Shading 1 Accent 6" w:uiPriority="63"/>
+    <w:lsdException w:name="Medium Shading 2 Accent 6" w:uiPriority="64"/>
+    <w:lsdException w:name="Medium List 1 Accent 6" w:uiPriority="65"/>
+    <w:lsdException w:name="Medium List 2 Accent 6" w:uiPriority="66"/>
+    <w:lsdException w:name="Medium Grid 1 Accent 6" w:uiPriority="67"/>
+    <w:lsdException w:name="Medium Grid 2 Accent 6" w:uiPriority="68"/>
+    <w:lsdException w:name="Medium Grid 3 Accent 6" w:uiPriority="69"/>
+    <w:lsdException w:name="Dark List Accent 6" w:uiPriority="70"/>
+    <w:lsdException w:name="Colorful Shading Accent 6" w:uiPriority="71"/>
+    <w:lsdException w:name="Colorful List Accent 6" w:uiPriority="72"/>
+    <w:lsdException w:name="Colorful Grid Accent 6" w:uiPriority="73"/>
+    <w:lsdException w:name="Subtle Emphasis" w:uiPriority="19" w:qFormat="1"/>
+    <w:lsdException w:name="Intense Emphasis" w:uiPriority="21" w:qFormat="1"/>
+    <w:lsdException w:name="Subtle Reference" w:uiPriority="31" w:qFormat="1"/>
+    <w:lsdException w:name="Intense Reference" w:uiPriority="32" w:qFormat="1"/>
+    <w:lsdException w:name="Book Title" w:uiPriority="33" w:qFormat="1"/>
+    <w:lsdException w:name="Bibliography" w:semiHidden="1" w:uiPriority="37" w:unhideWhenUsed="1"/>
+    <w:lsdException w:name="TOC Heading" w:semiHidden="1" w:uiPriority="39" w:unhideWhenUsed="1" w:qFormat="1"/>
+    <w:lsdException w:name="Plain Table 1" w:uiPriority="41"/>
+    <w:lsdException w:name="Plain Table 2" w:uiPriority="42"/>
+    <w:lsdException w:name="Plain Table 3" w:uiPriority="43"/>
+    <w:lsdException w:name="Plain Table 4" w:uiPriority="44"/>
+    <w:lsdException w:name="Plain Table 5" w:uiPriority="45"/>
+    <w:lsdException w:name="Grid Table Light" w:uiPriority="40"/>
+    <w:lsdException w:name="Grid Table 1 Light" w:uiPriority="46"/>
+    <w:lsdException w:name="Grid Table 2" w:uiPriority="47"/>
+    <w:lsdException w:name="Grid Table 3" w:uiPriority="48"/>
+    <w:lsdException w:name="Grid Table 4" w:uiPriority="49"/>
+    <w:lsdException w:name="Grid Table 5 Dark" w:uiPriority="50"/>
+    <w:lsdException w:name="Grid Table 6 Colorful" w:uiPriority="51"/>
+    <w:lsdException w:name="Grid Table 7 Colorful" w:uiPriority="52"/>
+    <w:lsdException w:name="Grid Table 1 Light Accent 1" w:uiPriority="46"/>
+    <w:lsdException w:name="Grid Table 2 Accent 1" w:uiPriority="47"/>
+    <w:lsdException w:name="Grid Table 3 Accent 1" w:uiPriority="48"/>
+    <w:lsdException w:name="Grid Table 4 Accent 1" w:uiPriority="49"/>
+    <w:lsdException w:name="Grid Table 5 Dark Accent 1" w:uiPriority="50"/>
+    <w:lsdException w:name="Grid Table 6 Colorful Accent 1" w:uiPriority="51"/>
+    <w:lsdException w:name="Grid Table 7 Colorful Accent 1" w:uiPriority="52"/>
+    <w:lsdException w:name="Grid Table 1 Light Accent 2" w:uiPriority="46"/>
+    <w:lsdException w:name="Grid Table 2 Accent 2" w:uiPriority="47"/>
+    <w:lsdException w:name="Grid Table 3 Accent 2" w:uiPriority="48"/>
+    <w:lsdException w:name="Grid Table 4 Accent 2" w:uiPriority="49"/>
+    <w:lsdException w:name="Grid Table 5 Dark Accent 2" w:uiPriority="50"/>
+    <w:lsdException w:name="Grid Table 6 Colorful Accent 2" w:uiPriority="51"/>
+    <w:lsdException w:name="Grid Table 7 Colorful Accent 2" w:uiPriority="52"/>
+    <w:lsdException w:name="Grid Table 1 Light Accent 3" w:uiPriority="46"/>
+    <w:lsdException w:name="Grid Table 2 Accent 3" w:uiPriority="47"/>
+    <w:lsdException w:name="Grid Table 3 Accent 3" w:uiPriority="48"/>
+    <w:lsdException w:name="Grid Table 4 Accent 3" w:uiPriority="49"/>
+    <w:lsdException w:name="Grid Table 5 Dark Accent 3" w:uiPriority="50"/>
+    <w:lsdException w:name="Grid Table 6 Colorful Accent 3" w:uiPriority="51"/>
+    <w:lsdException w:name="Grid Table 7 Colorful Accent 3" w:uiPriority="52"/>
+    <w:lsdException w:name="Grid Table 1 Light Accent 4" w:uiPriority="46"/>
+    <w:lsdException w:name="Grid Table 2 Accent 4" w:uiPriority="47"/>
+    <w:lsdException w:name="Grid Table 3 Accent 4" w:uiPriority="48"/>
+    <w:lsdException w:name="Grid Table 4 Accent 4" w:uiPriority="49"/>
+    <w:lsdException w:name="Grid Table 5 Dark Accent 4" w:uiPriority="50"/>
+    <w:lsdException w:name="Grid Table 6 Colorful Accent 4" w:uiPriority="51"/>
+    <w:lsdException w:name="Grid Table 7 Colorful Accent 4" w:uiPriority="52"/>
+    <w:lsdException w:name="Grid Table 1 Light Accent 5" w:uiPriority="46"/>
+    <w:lsdException w:name="Grid Table 2 Accent 5" w:uiPriority="47"/>
+    <w:lsdException w:name="Grid Table 3 Accent 5" w:uiPriority="48"/>
+    <w:lsdException w:name="Grid Table 4 Accent 5" w:uiPriority="49"/>
+    <w:lsdException w:name="Grid Table 5 Dark Accent 5" w:uiPriority="50"/>
+    <w:lsdException w:name="Grid Table 6 Colorful Accent 5" w:uiPriority="51"/>
+    <w:lsdException w:name="Grid Table 7 Colorful Accent 5" w:uiPriority="52"/>
+    <w:lsdException w:name="Grid Table 1 Light Accent 6" w:uiPriority="46"/>
+    <w:lsdException w:name="Grid Table 2 Accent 6" w:uiPriority="47"/>
+    <w:lsdException w:name="Grid Table 3 Accent 6" w:uiPriority="48"/>
+    <w:lsdException w:name="Grid Table 4 Accent 6" w:uiPriority="49"/>
+    <w:lsdException w:name="Grid Table 5 Dark Accent 6" w:uiPriority="50"/>
+    <w:lsdException w:name="Grid Table 6 Colorful Accent 6" w:uiPriority="51"/>
+    <w:lsdException w:name="Grid Table 7 Colorful Accent 6" w:uiPriority="52"/>
+    <w:lsdException w:name="List Table 1 Light" w:uiPriority="46"/>
+    <w:lsdException w:name="List Table 2" w:uiPriority="47"/>
+    <w:lsdException w:name="List Table 3" w:uiPriority="48"/>
+    <w:lsdException w:name="List Table 4" w:uiPriority="49"/>
+    <w:lsdException w:name="List Table 5 Dark" w:uiPriority="50"/>
+    <w:lsdException w:name="List Table 6 Colorful" w:uiPriority="51"/>
+    <w:lsdException w:name="List Table 7 Colorful" w:uiPriority="52"/>
+    <w:lsdException w:name="List Table 1 Light Accent 1" w:uiPriority="46"/>
+    <w:lsdException w:name="List Table 2 Accent 1" w:uiPriority="47"/>
+    <w:lsdException w:name="List Table 3 Accent 1" w:uiPriority="48"/>
+    <w:lsdException w:name="List Table 4 Accent 1" w:uiPriority="49"/>
+    <w:lsdException w:name="List Table 5 Dark Accent 1" w:uiPriority="50"/>
+    <w:lsdException w:name="List Table 6 Colorful Accent 1" w:uiPriority="51"/>
+    <w:lsdException w:name="List Table 7 Colorful Accent 1" w:uiPriority="52"/>
+    <w:lsdException w:name="List Table 1 Light Accent 2" w:uiPriority="46"/>
+    <w:lsdException w:name="List Table 2 Accent 2" w:uiPriority="47"/>
+    <w:lsdException w:name="List Table 3 Accent 2" w:uiPriority="48"/>
+    <w:lsdException w:name="List Table 4 Accent 2" w:uiPriority="49"/>
+    <w:lsdException w:name="List Table 5 Dark Accent 2" w:uiPriority="50"/>
+    <w:lsdException w:name="List Table 6 Colorful Accent 2" w:uiPriority="51"/>
+    <w:lsdException w:name="List Table 7 Colorful Accent 2" w:uiPriority="52"/>
+    <w:lsdException w:name="List Table 1 Light Accent 3" w:uiPriority="46"/>
+    <w:lsdException w:name="List Table 2 Accent 3" w:uiPriority="47"/>
+    <w:lsdException w:name="List Table 3 Accent 3" w:uiPriority="48"/>
+    <w:lsdException w:name="List Table 4 Accent 3" w:uiPriority="49"/>
+    <w:lsdException w:name="List Table 5 Dark Accent 3" w:uiPriority="50"/>
+    <w:lsdException w:name="List Table 6 Colorful Accent 3" w:uiPriority="51"/>
+    <w:lsdException w:name="List Table 7 Colorful Accent 3" w:uiPriority="52"/>
+    <w:lsdException w:name="List Table 1 Light Accent 4" w:uiPriority="46"/>
+    <w:lsdException w:name="List Table 2 Accent 4" w:uiPriority="47"/>
+    <w:lsdException w:name="List Table 3 Accent 4" w:uiPriority="48"/>
+    <w:lsdException w:name="List Table 4 Accent 4" w:uiPriority="49"/>
+    <w:lsdException w:name="List Table 5 Dark Accent 4" w:uiPriority="50"/>
+    <w:lsdException w:name="List Table 6 Colorful Accent 4" w:uiPriority="51"/>
+    <w:lsdException w:name="List Table 7 Colorful Accent 4" w:uiPriority="52"/>
+    <w:lsdException w:name="List Table 1 Light Accent 5" w:uiPriority="46"/>
+    <w:lsdException w:name="List Table 2 Accent 5" w:uiPriority="47"/>
+    <w:lsdException w:name="List Table 3 Accent 5" w:uiPriority="48"/>
+    <w:lsdException w:name="List Table 4 Accent 5" w:uiPriority="49"/>
+    <w:lsdException w:name="List Table 5 Dark Accent 5" w:uiPriority="50"/>
+    <w:lsdException w:name="List Table 6 Colorful Accent 5" w:uiPriority="51"/>
+    <w:lsdException w:name="List Table 7 Colorful Accent 5" w:uiPriority="52"/>
+    <w:lsdException w:name="List Table 1 Light Accent 6" w:uiPriority="46"/>
+    <w:lsdException w:name="List Table 2 Accent 6" w:uiPriority="47"/>
+    <w:lsdException w:name="List Table 3 Accent 6" w:uiPriority="48"/>
+    <w:lsdException w:name="List Table 4 Accent 6" w:uiPriority="49"/>
+    <w:lsdException w:name="List Table 5 Dark Accent 6" w:uiPriority="50"/>
+    <w:lsdException w:name="List Table 6 Colorful Accent 6" w:uiPriority="51"/>
+    <w:lsdException w:name="List Table 7 Colorful Accent 6" w:uiPriority="52"/>
+    <w:lsdException w:name="Mention" w:semiHidden="1" w:unhideWhenUsed="1"/>
+    <w:lsdException w:name="Smart Hyperlink" w:semiHidden="1" w:unhideWhenUsed="1"/>
+    <w:lsdException w:name="Hashtag" w:semiHidden="1" w:unhideWhenUsed="1"/>
+    <w:lsdException w:name="Unresolved Mention" w:semiHidden="1" w:unhideWhenUsed="1"/>
+    <w:lsdException w:name="Smart Link" w:semiHidden="1" w:unhideWhenUsed="1"/>
   </w:latentStyles>
   <w:style w:type="paragraph" w:default="1" w:styleId="Normal">
     <w:name w:val="Normal"/>
